--- a/business_documents/PECH_WORK_ORDER.docx
+++ b/business_documents/PECH_WORK_ORDER.docx
@@ -2,21 +2,108 @@
 <file path=word/document.xml><?xml version="1.0" encoding="utf-8"?>
 <w:document xmlns:w="http://schemas.openxmlformats.org/wordprocessingml/2006/main" xmlns:m="http://schemas.openxmlformats.org/officeDocument/2006/math" xmlns:r="http://schemas.openxmlformats.org/officeDocument/2006/relationships" xmlns:o="urn:schemas-microsoft-com:office:office" xmlns:v="urn:schemas-microsoft-com:vml" xmlns:w10="urn:schemas-microsoft-com:office:word" xmlns:a="http://schemas.openxmlformats.org/drawingml/2006/main" xmlns:pic="http://schemas.openxmlformats.org/drawingml/2006/picture" xmlns:wp="http://schemas.openxmlformats.org/drawingml/2006/wordprocessingDrawing">
   <w:body>
+    <w:p>
+      <w:pPr>
+        <w:pBdr>
+          <w:top w:val="single" w:sz="12" w:space="1" w:color="00BFFF"/>
+          <w:bottom w:val="single" w:sz="36" w:space="0" w:color="F5A623"/>
+        </w:pBdr>
+        <w:spacing w:before="0" w:after="240"/>
+      </w:pPr>
+    </w:p>
+    <w:p>
+      <w:pPr>
+        <w:pBdr>
+          <w:bottom w:val="single" w:sz="6" w:space="1" w:color="00BFFF"/>
+        </w:pBdr>
+        <w:spacing w:before="0" w:after="120"/>
+      </w:pPr>
+    </w:p>
+    <w:p>
+      <w:pPr>
+        <w:jc w:val="center"/>
+        <w:spacing w:before="0" w:after="60"/>
+      </w:pPr>
+      <w:r>
+        <w:rPr>
+          <w:i/>
+          <w:color w:val="E08A00"/>
+          <w:sz w:val="18"/>
+          <w:szCs w:val="18"/>
+        </w:rPr>
+        <w:t>Technology &amp; Infrastructure Enablers for Africa</w:t>
+      </w:r>
+    </w:p>
+    <w:p>
+      <w:pPr>
+        <w:jc w:val="center"/>
+        <w:spacing w:before="200" w:after="40"/>
+      </w:pPr>
+      <w:r>
+        <w:rPr>
+          <w:b/>
+          <w:color w:val="0099CC"/>
+          <w:sz w:val="28"/>
+          <w:szCs w:val="28"/>
+        </w:rPr>
+        <w:t>PECH GROUP HOLDINGS LTD</w:t>
+      </w:r>
+    </w:p>
+    <w:p>
+      <w:pPr>
+        <w:pBdr>
+          <w:top w:val="single" w:sz="36" w:space="0" w:color="F5A623"/>
+          <w:bottom w:val="single" w:sz="12" w:space="1" w:color="00BFFF"/>
+        </w:pBdr>
+        <w:spacing w:after="0"/>
+      </w:pPr>
+    </w:p>
     <w:bookmarkStart w:id="34" w:name="pech-group-holdings-ltd"/>
     <w:p>
       <w:pPr>
         <w:pStyle w:val="Heading1"/>
-      </w:pPr>
-      <w:r>
+        <w:rPr>
+          <w:color w:val="0099CC"/>
+        </w:rPr>
+        <w:pBdr>
+          <w:bottom w:val="single" w:sz="18" w:space="2" w:color="F5A623"/>
+        </w:pBdr>
+      </w:pPr>
+      <w:r>
+        <w:rPr>
+          <w:b/>
+          <w:color w:val="0099CC"/>
+          <w:sz w:val="44"/>
+        </w:rPr>
         <w:t xml:space="preserve">PECH GROUP HOLDINGS LTD</w:t>
       </w:r>
     </w:p>
     <w:bookmarkStart w:id="22" w:name="work-order"/>
     <w:p>
       <w:pPr>
+        <w:pBdr>
+          <w:top w:val="single" w:sz="18" w:space="1" w:color="F5A623"/>
+          <w:bottom w:val="single" w:sz="6" w:space="1" w:color="0099CC"/>
+        </w:pBdr>
+        <w:spacing w:before="200" w:after="200"/>
+      </w:pPr>
+    </w:p>
+    <w:p>
+      <w:pPr>
         <w:pStyle w:val="Heading2"/>
-      </w:pPr>
-      <w:r>
+        <w:rPr>
+          <w:color w:val="0099CC"/>
+        </w:rPr>
+        <w:pBdr>
+          <w:bottom w:val="single" w:sz="6" w:space="2" w:color="00BFFF"/>
+        </w:pBdr>
+      </w:pPr>
+      <w:r>
+        <w:rPr>
+          <w:b/>
+          <w:color w:val="0099CC"/>
+          <w:sz w:val="32"/>
+        </w:rPr>
         <w:t xml:space="preserve">WORK ORDER</w:t>
       </w:r>
     </w:p>
@@ -24,8 +111,16 @@
     <w:p>
       <w:pPr>
         <w:pStyle w:val="Heading3"/>
-      </w:pPr>
-      <w:r>
+        <w:rPr>
+          <w:color w:val="E08A00"/>
+        </w:rPr>
+      </w:pPr>
+      <w:r>
+        <w:rPr>
+          <w:b/>
+          <w:color w:val="E08A00"/>
+          <w:sz w:val="26"/>
+        </w:rPr>
         <w:t xml:space="preserve">CONFIDENTIAL</w:t>
       </w:r>
     </w:p>
@@ -83,9 +178,29 @@
     <w:bookmarkStart w:id="23" w:name="work-order-details"/>
     <w:p>
       <w:pPr>
+        <w:pBdr>
+          <w:top w:val="single" w:sz="18" w:space="1" w:color="F5A623"/>
+          <w:bottom w:val="single" w:sz="6" w:space="1" w:color="0099CC"/>
+        </w:pBdr>
+        <w:spacing w:before="200" w:after="200"/>
+      </w:pPr>
+    </w:p>
+    <w:p>
+      <w:pPr>
         <w:pStyle w:val="Heading2"/>
-      </w:pPr>
-      <w:r>
+        <w:rPr>
+          <w:color w:val="0099CC"/>
+        </w:rPr>
+        <w:pBdr>
+          <w:bottom w:val="single" w:sz="6" w:space="2" w:color="00BFFF"/>
+        </w:pBdr>
+      </w:pPr>
+      <w:r>
+        <w:rPr>
+          <w:b/>
+          <w:color w:val="0099CC"/>
+          <w:sz w:val="32"/>
+        </w:rPr>
         <w:t xml:space="preserve">WORK ORDER DETAILS</w:t>
       </w:r>
     </w:p>
@@ -95,6 +210,14 @@
         <w:tblW w:type="pct" w:w="5000"/>
         <w:tblLook w:firstRow="1" w:lastRow="0" w:firstColumn="0" w:lastColumn="0" w:noHBand="0" w:noVBand="0" w:val="0020"/>
         <w:jc w:val="start"/>
+        <w:tblBorders>
+          <w:top w:val="single" w:sz="4" w:space="0" w:color="B0D4E8"/>
+          <w:left w:val="single" w:sz="4" w:space="0" w:color="B0D4E8"/>
+          <w:bottom w:val="single" w:sz="4" w:space="0" w:color="B0D4E8"/>
+          <w:right w:val="single" w:sz="4" w:space="0" w:color="B0D4E8"/>
+          <w:insideH w:val="single" w:sz="4" w:space="0" w:color="B0D4E8"/>
+          <w:insideV w:val="single" w:sz="4" w:space="0" w:color="B0D4E8"/>
+        </w:tblBorders>
       </w:tblPr>
       <w:tblGrid>
         <w:gridCol w:w="3960"/>
@@ -105,25 +228,39 @@
           <w:tblHeader w:val="true"/>
         </w:trPr>
         <w:tc>
-          <w:tcPr/>
-          <w:p>
-            <w:pPr>
-              <w:pStyle w:val="Compact"/>
-              <w:jc w:val="left"/>
-            </w:pPr>
-            <w:r>
+          <w:tcPr>
+            <w:shd w:fill="0099CC" w:val="clear"/>
+          </w:tcPr>
+          <w:p>
+            <w:pPr>
+              <w:pStyle w:val="Compact"/>
+              <w:jc w:val="left"/>
+            </w:pPr>
+            <w:r>
+              <w:rPr>
+                <w:b/>
+                <w:color w:val="FFFFFF"/>
+                <w:sz w:val="20"/>
+              </w:rPr>
               <w:t xml:space="preserve">Field</w:t>
             </w:r>
           </w:p>
         </w:tc>
         <w:tc>
-          <w:tcPr/>
-          <w:p>
-            <w:pPr>
-              <w:pStyle w:val="Compact"/>
-              <w:jc w:val="left"/>
-            </w:pPr>
-            <w:r>
+          <w:tcPr>
+            <w:shd w:fill="0099CC" w:val="clear"/>
+          </w:tcPr>
+          <w:p>
+            <w:pPr>
+              <w:pStyle w:val="Compact"/>
+              <w:jc w:val="left"/>
+            </w:pPr>
+            <w:r>
+              <w:rPr>
+                <w:b/>
+                <w:color w:val="FFFFFF"/>
+                <w:sz w:val="20"/>
+              </w:rPr>
               <w:t xml:space="preserve">Details</w:t>
             </w:r>
           </w:p>
@@ -131,7 +268,9 @@
       </w:tr>
       <w:tr>
         <w:tc>
-          <w:tcPr/>
+          <w:tcPr>
+            <w:shd w:fill="FFFFFF" w:val="clear"/>
+          </w:tcPr>
           <w:p>
             <w:pPr>
               <w:pStyle w:val="Compact"/>
@@ -141,19 +280,27 @@
               <w:rPr>
                 <w:bCs/>
                 <w:b/>
+                <w:color w:val="1A1A1A"/>
+                <w:sz w:val="19"/>
               </w:rPr>
               <w:t xml:space="preserve">Work Order Number:</w:t>
             </w:r>
           </w:p>
         </w:tc>
         <w:tc>
-          <w:tcPr/>
-          <w:p>
-            <w:pPr>
-              <w:pStyle w:val="Compact"/>
-              <w:jc w:val="left"/>
-            </w:pPr>
-            <w:r>
+          <w:tcPr>
+            <w:shd w:fill="FFFFFF" w:val="clear"/>
+          </w:tcPr>
+          <w:p>
+            <w:pPr>
+              <w:pStyle w:val="Compact"/>
+              <w:jc w:val="left"/>
+            </w:pPr>
+            <w:r>
+              <w:rPr>
+                <w:color w:val="1A1A1A"/>
+                <w:sz w:val="19"/>
+              </w:rPr>
               <w:t xml:space="preserve">WO-________-________</w:t>
             </w:r>
           </w:p>
@@ -161,7 +308,9 @@
       </w:tr>
       <w:tr>
         <w:tc>
-          <w:tcPr/>
+          <w:tcPr>
+            <w:shd w:fill="E8F8FF" w:val="clear"/>
+          </w:tcPr>
           <w:p>
             <w:pPr>
               <w:pStyle w:val="Compact"/>
@@ -171,19 +320,27 @@
               <w:rPr>
                 <w:bCs/>
                 <w:b/>
+                <w:color w:val="1A1A1A"/>
+                <w:sz w:val="19"/>
               </w:rPr>
               <w:t xml:space="preserve">Date Issued:</w:t>
             </w:r>
           </w:p>
         </w:tc>
         <w:tc>
-          <w:tcPr/>
-          <w:p>
-            <w:pPr>
-              <w:pStyle w:val="Compact"/>
-              <w:jc w:val="left"/>
-            </w:pPr>
-            <w:r>
+          <w:tcPr>
+            <w:shd w:fill="E8F8FF" w:val="clear"/>
+          </w:tcPr>
+          <w:p>
+            <w:pPr>
+              <w:pStyle w:val="Compact"/>
+              <w:jc w:val="left"/>
+            </w:pPr>
+            <w:r>
+              <w:rPr>
+                <w:color w:val="1A1A1A"/>
+                <w:sz w:val="19"/>
+              </w:rPr>
               <w:t xml:space="preserve">______ / ______ / __________ (DD/MM/YYYY)</w:t>
             </w:r>
           </w:p>
@@ -191,7 +348,9 @@
       </w:tr>
       <w:tr>
         <w:tc>
-          <w:tcPr/>
+          <w:tcPr>
+            <w:shd w:fill="FFFFFF" w:val="clear"/>
+          </w:tcPr>
           <w:p>
             <w:pPr>
               <w:pStyle w:val="Compact"/>
@@ -201,19 +360,27 @@
               <w:rPr>
                 <w:bCs/>
                 <w:b/>
+                <w:color w:val="1A1A1A"/>
+                <w:sz w:val="19"/>
               </w:rPr>
               <w:t xml:space="preserve">Priority:</w:t>
             </w:r>
           </w:p>
         </w:tc>
         <w:tc>
-          <w:tcPr/>
-          <w:p>
-            <w:pPr>
-              <w:pStyle w:val="Compact"/>
-              <w:jc w:val="left"/>
-            </w:pPr>
-            <w:r>
+          <w:tcPr>
+            <w:shd w:fill="FFFFFF" w:val="clear"/>
+          </w:tcPr>
+          <w:p>
+            <w:pPr>
+              <w:pStyle w:val="Compact"/>
+              <w:jc w:val="left"/>
+            </w:pPr>
+            <w:r>
+              <w:rPr>
+                <w:color w:val="1A1A1A"/>
+                <w:sz w:val="19"/>
+              </w:rPr>
               <w:t xml:space="preserve">[ ] Urgent [ ] High [ ] Medium [ ] Low</w:t>
             </w:r>
           </w:p>
@@ -221,7 +388,9 @@
       </w:tr>
       <w:tr>
         <w:tc>
-          <w:tcPr/>
+          <w:tcPr>
+            <w:shd w:fill="E8F8FF" w:val="clear"/>
+          </w:tcPr>
           <w:p>
             <w:pPr>
               <w:pStyle w:val="Compact"/>
@@ -231,19 +400,27 @@
               <w:rPr>
                 <w:bCs/>
                 <w:b/>
+                <w:color w:val="1A1A1A"/>
+                <w:sz w:val="19"/>
               </w:rPr>
               <w:t xml:space="preserve">Work Type:</w:t>
             </w:r>
           </w:p>
         </w:tc>
         <w:tc>
-          <w:tcPr/>
-          <w:p>
-            <w:pPr>
-              <w:pStyle w:val="Compact"/>
-              <w:jc w:val="left"/>
-            </w:pPr>
-            <w:r>
+          <w:tcPr>
+            <w:shd w:fill="E8F8FF" w:val="clear"/>
+          </w:tcPr>
+          <w:p>
+            <w:pPr>
+              <w:pStyle w:val="Compact"/>
+              <w:jc w:val="left"/>
+            </w:pPr>
+            <w:r>
+              <w:rPr>
+                <w:color w:val="1A1A1A"/>
+                <w:sz w:val="19"/>
+              </w:rPr>
               <w:t xml:space="preserve">[ ] Installation [ ] Maintenance [ ] Repair [ ] Inspection [ ] Other: ________</w:t>
             </w:r>
           </w:p>
@@ -251,7 +428,9 @@
       </w:tr>
       <w:tr>
         <w:tc>
-          <w:tcPr/>
+          <w:tcPr>
+            <w:shd w:fill="FFFFFF" w:val="clear"/>
+          </w:tcPr>
           <w:p>
             <w:pPr>
               <w:pStyle w:val="Compact"/>
@@ -261,19 +440,27 @@
               <w:rPr>
                 <w:bCs/>
                 <w:b/>
+                <w:color w:val="1A1A1A"/>
+                <w:sz w:val="19"/>
               </w:rPr>
               <w:t xml:space="preserve">Project/Job Reference:</w:t>
             </w:r>
           </w:p>
         </w:tc>
         <w:tc>
-          <w:tcPr/>
-          <w:p>
-            <w:pPr>
-              <w:pStyle w:val="Compact"/>
-              <w:jc w:val="left"/>
-            </w:pPr>
-            <w:r>
+          <w:tcPr>
+            <w:shd w:fill="FFFFFF" w:val="clear"/>
+          </w:tcPr>
+          <w:p>
+            <w:pPr>
+              <w:pStyle w:val="Compact"/>
+              <w:jc w:val="left"/>
+            </w:pPr>
+            <w:r>
+              <w:rPr>
+                <w:color w:val="1A1A1A"/>
+                <w:sz w:val="19"/>
+              </w:rPr>
               <w:t xml:space="preserve">__________________________________________</w:t>
             </w:r>
           </w:p>
@@ -291,9 +478,29 @@
     <w:bookmarkStart w:id="24" w:name="requester-information"/>
     <w:p>
       <w:pPr>
+        <w:pBdr>
+          <w:top w:val="single" w:sz="18" w:space="1" w:color="F5A623"/>
+          <w:bottom w:val="single" w:sz="6" w:space="1" w:color="0099CC"/>
+        </w:pBdr>
+        <w:spacing w:before="200" w:after="200"/>
+      </w:pPr>
+    </w:p>
+    <w:p>
+      <w:pPr>
         <w:pStyle w:val="Heading2"/>
-      </w:pPr>
-      <w:r>
+        <w:rPr>
+          <w:color w:val="0099CC"/>
+        </w:rPr>
+        <w:pBdr>
+          <w:bottom w:val="single" w:sz="6" w:space="2" w:color="00BFFF"/>
+        </w:pBdr>
+      </w:pPr>
+      <w:r>
+        <w:rPr>
+          <w:b/>
+          <w:color w:val="0099CC"/>
+          <w:sz w:val="32"/>
+        </w:rPr>
         <w:t xml:space="preserve">REQUESTER INFORMATION</w:t>
       </w:r>
     </w:p>
@@ -303,6 +510,14 @@
         <w:tblW w:type="auto" w:w="0"/>
         <w:tblLook w:firstRow="1" w:lastRow="0" w:firstColumn="0" w:lastColumn="0" w:noHBand="0" w:noVBand="0" w:val="0020"/>
         <w:jc w:val="start"/>
+        <w:tblBorders>
+          <w:top w:val="single" w:sz="4" w:space="0" w:color="B0D4E8"/>
+          <w:left w:val="single" w:sz="4" w:space="0" w:color="B0D4E8"/>
+          <w:bottom w:val="single" w:sz="4" w:space="0" w:color="B0D4E8"/>
+          <w:right w:val="single" w:sz="4" w:space="0" w:color="B0D4E8"/>
+          <w:insideH w:val="single" w:sz="4" w:space="0" w:color="B0D4E8"/>
+          <w:insideV w:val="single" w:sz="4" w:space="0" w:color="B0D4E8"/>
+        </w:tblBorders>
       </w:tblPr>
       <w:tblGrid>
         <w:gridCol w:w="3960"/>
@@ -313,25 +528,39 @@
           <w:tblHeader w:val="true"/>
         </w:trPr>
         <w:tc>
-          <w:tcPr/>
-          <w:p>
-            <w:pPr>
-              <w:pStyle w:val="Compact"/>
-              <w:jc w:val="left"/>
-            </w:pPr>
-            <w:r>
+          <w:tcPr>
+            <w:shd w:fill="0099CC" w:val="clear"/>
+          </w:tcPr>
+          <w:p>
+            <w:pPr>
+              <w:pStyle w:val="Compact"/>
+              <w:jc w:val="left"/>
+            </w:pPr>
+            <w:r>
+              <w:rPr>
+                <w:b/>
+                <w:color w:val="FFFFFF"/>
+                <w:sz w:val="20"/>
+              </w:rPr>
               <w:t xml:space="preserve">Field</w:t>
             </w:r>
           </w:p>
         </w:tc>
         <w:tc>
-          <w:tcPr/>
-          <w:p>
-            <w:pPr>
-              <w:pStyle w:val="Compact"/>
-              <w:jc w:val="left"/>
-            </w:pPr>
-            <w:r>
+          <w:tcPr>
+            <w:shd w:fill="0099CC" w:val="clear"/>
+          </w:tcPr>
+          <w:p>
+            <w:pPr>
+              <w:pStyle w:val="Compact"/>
+              <w:jc w:val="left"/>
+            </w:pPr>
+            <w:r>
+              <w:rPr>
+                <w:b/>
+                <w:color w:val="FFFFFF"/>
+                <w:sz w:val="20"/>
+              </w:rPr>
               <w:t xml:space="preserve">Details</w:t>
             </w:r>
           </w:p>
@@ -339,7 +568,9 @@
       </w:tr>
       <w:tr>
         <w:tc>
-          <w:tcPr/>
+          <w:tcPr>
+            <w:shd w:fill="FFFFFF" w:val="clear"/>
+          </w:tcPr>
           <w:p>
             <w:pPr>
               <w:pStyle w:val="Compact"/>
@@ -349,19 +580,27 @@
               <w:rPr>
                 <w:bCs/>
                 <w:b/>
+                <w:color w:val="1A1A1A"/>
+                <w:sz w:val="19"/>
               </w:rPr>
               <w:t xml:space="preserve">Requested By:</w:t>
             </w:r>
           </w:p>
         </w:tc>
         <w:tc>
-          <w:tcPr/>
-          <w:p>
-            <w:pPr>
-              <w:pStyle w:val="Compact"/>
-              <w:jc w:val="left"/>
-            </w:pPr>
-            <w:r>
+          <w:tcPr>
+            <w:shd w:fill="FFFFFF" w:val="clear"/>
+          </w:tcPr>
+          <w:p>
+            <w:pPr>
+              <w:pStyle w:val="Compact"/>
+              <w:jc w:val="left"/>
+            </w:pPr>
+            <w:r>
+              <w:rPr>
+                <w:color w:val="1A1A1A"/>
+                <w:sz w:val="19"/>
+              </w:rPr>
               <w:t xml:space="preserve">__________________________________________</w:t>
             </w:r>
           </w:p>
@@ -369,7 +608,9 @@
       </w:tr>
       <w:tr>
         <w:tc>
-          <w:tcPr/>
+          <w:tcPr>
+            <w:shd w:fill="E8F8FF" w:val="clear"/>
+          </w:tcPr>
           <w:p>
             <w:pPr>
               <w:pStyle w:val="Compact"/>
@@ -379,19 +620,27 @@
               <w:rPr>
                 <w:bCs/>
                 <w:b/>
+                <w:color w:val="1A1A1A"/>
+                <w:sz w:val="19"/>
               </w:rPr>
               <w:t xml:space="preserve">Department:</w:t>
             </w:r>
           </w:p>
         </w:tc>
         <w:tc>
-          <w:tcPr/>
-          <w:p>
-            <w:pPr>
-              <w:pStyle w:val="Compact"/>
-              <w:jc w:val="left"/>
-            </w:pPr>
-            <w:r>
+          <w:tcPr>
+            <w:shd w:fill="E8F8FF" w:val="clear"/>
+          </w:tcPr>
+          <w:p>
+            <w:pPr>
+              <w:pStyle w:val="Compact"/>
+              <w:jc w:val="left"/>
+            </w:pPr>
+            <w:r>
+              <w:rPr>
+                <w:color w:val="1A1A1A"/>
+                <w:sz w:val="19"/>
+              </w:rPr>
               <w:t xml:space="preserve">__________________________________________</w:t>
             </w:r>
           </w:p>
@@ -399,7 +648,9 @@
       </w:tr>
       <w:tr>
         <w:tc>
-          <w:tcPr/>
+          <w:tcPr>
+            <w:shd w:fill="FFFFFF" w:val="clear"/>
+          </w:tcPr>
           <w:p>
             <w:pPr>
               <w:pStyle w:val="Compact"/>
@@ -409,19 +660,27 @@
               <w:rPr>
                 <w:bCs/>
                 <w:b/>
+                <w:color w:val="1A1A1A"/>
+                <w:sz w:val="19"/>
               </w:rPr>
               <w:t xml:space="preserve">Phone:</w:t>
             </w:r>
           </w:p>
         </w:tc>
         <w:tc>
-          <w:tcPr/>
-          <w:p>
-            <w:pPr>
-              <w:pStyle w:val="Compact"/>
-              <w:jc w:val="left"/>
-            </w:pPr>
-            <w:r>
+          <w:tcPr>
+            <w:shd w:fill="FFFFFF" w:val="clear"/>
+          </w:tcPr>
+          <w:p>
+            <w:pPr>
+              <w:pStyle w:val="Compact"/>
+              <w:jc w:val="left"/>
+            </w:pPr>
+            <w:r>
+              <w:rPr>
+                <w:color w:val="1A1A1A"/>
+                <w:sz w:val="19"/>
+              </w:rPr>
               <w:t xml:space="preserve">__________________________________________</w:t>
             </w:r>
           </w:p>
@@ -429,7 +688,9 @@
       </w:tr>
       <w:tr>
         <w:tc>
-          <w:tcPr/>
+          <w:tcPr>
+            <w:shd w:fill="E8F8FF" w:val="clear"/>
+          </w:tcPr>
           <w:p>
             <w:pPr>
               <w:pStyle w:val="Compact"/>
@@ -439,19 +700,27 @@
               <w:rPr>
                 <w:bCs/>
                 <w:b/>
+                <w:color w:val="1A1A1A"/>
+                <w:sz w:val="19"/>
               </w:rPr>
               <w:t xml:space="preserve">Email:</w:t>
             </w:r>
           </w:p>
         </w:tc>
         <w:tc>
-          <w:tcPr/>
-          <w:p>
-            <w:pPr>
-              <w:pStyle w:val="Compact"/>
-              <w:jc w:val="left"/>
-            </w:pPr>
-            <w:r>
+          <w:tcPr>
+            <w:shd w:fill="E8F8FF" w:val="clear"/>
+          </w:tcPr>
+          <w:p>
+            <w:pPr>
+              <w:pStyle w:val="Compact"/>
+              <w:jc w:val="left"/>
+            </w:pPr>
+            <w:r>
+              <w:rPr>
+                <w:color w:val="1A1A1A"/>
+                <w:sz w:val="19"/>
+              </w:rPr>
               <w:t xml:space="preserve">__________________________________________</w:t>
             </w:r>
           </w:p>
@@ -469,9 +738,29 @@
     <w:bookmarkStart w:id="25" w:name="client-site-information"/>
     <w:p>
       <w:pPr>
+        <w:pBdr>
+          <w:top w:val="single" w:sz="18" w:space="1" w:color="F5A623"/>
+          <w:bottom w:val="single" w:sz="6" w:space="1" w:color="0099CC"/>
+        </w:pBdr>
+        <w:spacing w:before="200" w:after="200"/>
+      </w:pPr>
+    </w:p>
+    <w:p>
+      <w:pPr>
         <w:pStyle w:val="Heading2"/>
-      </w:pPr>
-      <w:r>
+        <w:rPr>
+          <w:color w:val="0099CC"/>
+        </w:rPr>
+        <w:pBdr>
+          <w:bottom w:val="single" w:sz="6" w:space="2" w:color="00BFFF"/>
+        </w:pBdr>
+      </w:pPr>
+      <w:r>
+        <w:rPr>
+          <w:b/>
+          <w:color w:val="0099CC"/>
+          <w:sz w:val="32"/>
+        </w:rPr>
         <w:t xml:space="preserve">CLIENT / SITE INFORMATION</w:t>
       </w:r>
     </w:p>
@@ -481,6 +770,14 @@
         <w:tblW w:type="pct" w:w="5000"/>
         <w:tblLook w:firstRow="1" w:lastRow="0" w:firstColumn="0" w:lastColumn="0" w:noHBand="0" w:noVBand="0" w:val="0020"/>
         <w:jc w:val="start"/>
+        <w:tblBorders>
+          <w:top w:val="single" w:sz="4" w:space="0" w:color="B0D4E8"/>
+          <w:left w:val="single" w:sz="4" w:space="0" w:color="B0D4E8"/>
+          <w:bottom w:val="single" w:sz="4" w:space="0" w:color="B0D4E8"/>
+          <w:right w:val="single" w:sz="4" w:space="0" w:color="B0D4E8"/>
+          <w:insideH w:val="single" w:sz="4" w:space="0" w:color="B0D4E8"/>
+          <w:insideV w:val="single" w:sz="4" w:space="0" w:color="B0D4E8"/>
+        </w:tblBorders>
       </w:tblPr>
       <w:tblGrid>
         <w:gridCol w:w="3960"/>
@@ -491,25 +788,39 @@
           <w:tblHeader w:val="true"/>
         </w:trPr>
         <w:tc>
-          <w:tcPr/>
-          <w:p>
-            <w:pPr>
-              <w:pStyle w:val="Compact"/>
-              <w:jc w:val="left"/>
-            </w:pPr>
-            <w:r>
+          <w:tcPr>
+            <w:shd w:fill="0099CC" w:val="clear"/>
+          </w:tcPr>
+          <w:p>
+            <w:pPr>
+              <w:pStyle w:val="Compact"/>
+              <w:jc w:val="left"/>
+            </w:pPr>
+            <w:r>
+              <w:rPr>
+                <w:b/>
+                <w:color w:val="FFFFFF"/>
+                <w:sz w:val="20"/>
+              </w:rPr>
               <w:t xml:space="preserve">Field</w:t>
             </w:r>
           </w:p>
         </w:tc>
         <w:tc>
-          <w:tcPr/>
-          <w:p>
-            <w:pPr>
-              <w:pStyle w:val="Compact"/>
-              <w:jc w:val="left"/>
-            </w:pPr>
-            <w:r>
+          <w:tcPr>
+            <w:shd w:fill="0099CC" w:val="clear"/>
+          </w:tcPr>
+          <w:p>
+            <w:pPr>
+              <w:pStyle w:val="Compact"/>
+              <w:jc w:val="left"/>
+            </w:pPr>
+            <w:r>
+              <w:rPr>
+                <w:b/>
+                <w:color w:val="FFFFFF"/>
+                <w:sz w:val="20"/>
+              </w:rPr>
               <w:t xml:space="preserve">Details</w:t>
             </w:r>
           </w:p>
@@ -517,7 +828,9 @@
       </w:tr>
       <w:tr>
         <w:tc>
-          <w:tcPr/>
+          <w:tcPr>
+            <w:shd w:fill="FFFFFF" w:val="clear"/>
+          </w:tcPr>
           <w:p>
             <w:pPr>
               <w:pStyle w:val="Compact"/>
@@ -527,19 +840,27 @@
               <w:rPr>
                 <w:bCs/>
                 <w:b/>
+                <w:color w:val="1A1A1A"/>
+                <w:sz w:val="19"/>
               </w:rPr>
               <w:t xml:space="preserve">Client Name:</w:t>
             </w:r>
           </w:p>
         </w:tc>
         <w:tc>
-          <w:tcPr/>
-          <w:p>
-            <w:pPr>
-              <w:pStyle w:val="Compact"/>
-              <w:jc w:val="left"/>
-            </w:pPr>
-            <w:r>
+          <w:tcPr>
+            <w:shd w:fill="FFFFFF" w:val="clear"/>
+          </w:tcPr>
+          <w:p>
+            <w:pPr>
+              <w:pStyle w:val="Compact"/>
+              <w:jc w:val="left"/>
+            </w:pPr>
+            <w:r>
+              <w:rPr>
+                <w:color w:val="1A1A1A"/>
+                <w:sz w:val="19"/>
+              </w:rPr>
               <w:t xml:space="preserve">__________________________________________</w:t>
             </w:r>
           </w:p>
@@ -547,7 +868,9 @@
       </w:tr>
       <w:tr>
         <w:tc>
-          <w:tcPr/>
+          <w:tcPr>
+            <w:shd w:fill="E8F8FF" w:val="clear"/>
+          </w:tcPr>
           <w:p>
             <w:pPr>
               <w:pStyle w:val="Compact"/>
@@ -557,19 +880,27 @@
               <w:rPr>
                 <w:bCs/>
                 <w:b/>
+                <w:color w:val="1A1A1A"/>
+                <w:sz w:val="19"/>
               </w:rPr>
               <w:t xml:space="preserve">Site Address:</w:t>
             </w:r>
           </w:p>
         </w:tc>
         <w:tc>
-          <w:tcPr/>
-          <w:p>
-            <w:pPr>
-              <w:pStyle w:val="Compact"/>
-              <w:jc w:val="left"/>
-            </w:pPr>
-            <w:r>
+          <w:tcPr>
+            <w:shd w:fill="E8F8FF" w:val="clear"/>
+          </w:tcPr>
+          <w:p>
+            <w:pPr>
+              <w:pStyle w:val="Compact"/>
+              <w:jc w:val="left"/>
+            </w:pPr>
+            <w:r>
+              <w:rPr>
+                <w:color w:val="1A1A1A"/>
+                <w:sz w:val="19"/>
+              </w:rPr>
               <w:t xml:space="preserve">__________________________________________</w:t>
             </w:r>
           </w:p>
@@ -577,21 +908,29 @@
       </w:tr>
       <w:tr>
         <w:tc>
-          <w:tcPr/>
-          <w:p>
-            <w:pPr>
-              <w:pStyle w:val="Compact"/>
-            </w:pPr>
-          </w:p>
-        </w:tc>
-        <w:tc>
-          <w:tcPr/>
-          <w:p>
-            <w:pPr>
-              <w:pStyle w:val="Compact"/>
-              <w:jc w:val="left"/>
-            </w:pPr>
-            <w:r>
+          <w:tcPr>
+            <w:shd w:fill="FFFFFF" w:val="clear"/>
+          </w:tcPr>
+          <w:p>
+            <w:pPr>
+              <w:pStyle w:val="Compact"/>
+            </w:pPr>
+          </w:p>
+        </w:tc>
+        <w:tc>
+          <w:tcPr>
+            <w:shd w:fill="FFFFFF" w:val="clear"/>
+          </w:tcPr>
+          <w:p>
+            <w:pPr>
+              <w:pStyle w:val="Compact"/>
+              <w:jc w:val="left"/>
+            </w:pPr>
+            <w:r>
+              <w:rPr>
+                <w:color w:val="1A1A1A"/>
+                <w:sz w:val="19"/>
+              </w:rPr>
               <w:t xml:space="preserve">__________________________________________</w:t>
             </w:r>
           </w:p>
@@ -599,7 +938,9 @@
       </w:tr>
       <w:tr>
         <w:tc>
-          <w:tcPr/>
+          <w:tcPr>
+            <w:shd w:fill="E8F8FF" w:val="clear"/>
+          </w:tcPr>
           <w:p>
             <w:pPr>
               <w:pStyle w:val="Compact"/>
@@ -609,19 +950,27 @@
               <w:rPr>
                 <w:bCs/>
                 <w:b/>
+                <w:color w:val="1A1A1A"/>
+                <w:sz w:val="19"/>
               </w:rPr>
               <w:t xml:space="preserve">City / State:</w:t>
             </w:r>
           </w:p>
         </w:tc>
         <w:tc>
-          <w:tcPr/>
-          <w:p>
-            <w:pPr>
-              <w:pStyle w:val="Compact"/>
-              <w:jc w:val="left"/>
-            </w:pPr>
-            <w:r>
+          <w:tcPr>
+            <w:shd w:fill="E8F8FF" w:val="clear"/>
+          </w:tcPr>
+          <w:p>
+            <w:pPr>
+              <w:pStyle w:val="Compact"/>
+              <w:jc w:val="left"/>
+            </w:pPr>
+            <w:r>
+              <w:rPr>
+                <w:color w:val="1A1A1A"/>
+                <w:sz w:val="19"/>
+              </w:rPr>
               <w:t xml:space="preserve">__________________________________________</w:t>
             </w:r>
           </w:p>
@@ -629,7 +978,9 @@
       </w:tr>
       <w:tr>
         <w:tc>
-          <w:tcPr/>
+          <w:tcPr>
+            <w:shd w:fill="FFFFFF" w:val="clear"/>
+          </w:tcPr>
           <w:p>
             <w:pPr>
               <w:pStyle w:val="Compact"/>
@@ -639,19 +990,27 @@
               <w:rPr>
                 <w:bCs/>
                 <w:b/>
+                <w:color w:val="1A1A1A"/>
+                <w:sz w:val="19"/>
               </w:rPr>
               <w:t xml:space="preserve">Site Contact Person:</w:t>
             </w:r>
           </w:p>
         </w:tc>
         <w:tc>
-          <w:tcPr/>
-          <w:p>
-            <w:pPr>
-              <w:pStyle w:val="Compact"/>
-              <w:jc w:val="left"/>
-            </w:pPr>
-            <w:r>
+          <w:tcPr>
+            <w:shd w:fill="FFFFFF" w:val="clear"/>
+          </w:tcPr>
+          <w:p>
+            <w:pPr>
+              <w:pStyle w:val="Compact"/>
+              <w:jc w:val="left"/>
+            </w:pPr>
+            <w:r>
+              <w:rPr>
+                <w:color w:val="1A1A1A"/>
+                <w:sz w:val="19"/>
+              </w:rPr>
               <w:t xml:space="preserve">__________________________________________</w:t>
             </w:r>
           </w:p>
@@ -659,7 +1018,9 @@
       </w:tr>
       <w:tr>
         <w:tc>
-          <w:tcPr/>
+          <w:tcPr>
+            <w:shd w:fill="E8F8FF" w:val="clear"/>
+          </w:tcPr>
           <w:p>
             <w:pPr>
               <w:pStyle w:val="Compact"/>
@@ -669,19 +1030,27 @@
               <w:rPr>
                 <w:bCs/>
                 <w:b/>
+                <w:color w:val="1A1A1A"/>
+                <w:sz w:val="19"/>
               </w:rPr>
               <w:t xml:space="preserve">Site Contact Phone:</w:t>
             </w:r>
           </w:p>
         </w:tc>
         <w:tc>
-          <w:tcPr/>
-          <w:p>
-            <w:pPr>
-              <w:pStyle w:val="Compact"/>
-              <w:jc w:val="left"/>
-            </w:pPr>
-            <w:r>
+          <w:tcPr>
+            <w:shd w:fill="E8F8FF" w:val="clear"/>
+          </w:tcPr>
+          <w:p>
+            <w:pPr>
+              <w:pStyle w:val="Compact"/>
+              <w:jc w:val="left"/>
+            </w:pPr>
+            <w:r>
+              <w:rPr>
+                <w:color w:val="1A1A1A"/>
+                <w:sz w:val="19"/>
+              </w:rPr>
               <w:t xml:space="preserve">__________________________________________</w:t>
             </w:r>
           </w:p>
@@ -699,9 +1068,29 @@
     <w:bookmarkStart w:id="26" w:name="safety-requirements"/>
     <w:p>
       <w:pPr>
+        <w:pBdr>
+          <w:top w:val="single" w:sz="18" w:space="1" w:color="F5A623"/>
+          <w:bottom w:val="single" w:sz="6" w:space="1" w:color="0099CC"/>
+        </w:pBdr>
+        <w:spacing w:before="200" w:after="200"/>
+      </w:pPr>
+    </w:p>
+    <w:p>
+      <w:pPr>
         <w:pStyle w:val="Heading2"/>
-      </w:pPr>
-      <w:r>
+        <w:rPr>
+          <w:color w:val="0099CC"/>
+        </w:rPr>
+        <w:pBdr>
+          <w:bottom w:val="single" w:sz="6" w:space="2" w:color="00BFFF"/>
+        </w:pBdr>
+      </w:pPr>
+      <w:r>
+        <w:rPr>
+          <w:b/>
+          <w:color w:val="0099CC"/>
+          <w:sz w:val="32"/>
+        </w:rPr>
         <w:t xml:space="preserve">SAFETY REQUIREMENTS</w:t>
       </w:r>
     </w:p>
@@ -711,6 +1100,14 @@
         <w:tblW w:type="pct" w:w="5000"/>
         <w:tblLook w:firstRow="1" w:lastRow="0" w:firstColumn="0" w:lastColumn="0" w:noHBand="0" w:noVBand="0" w:val="0020"/>
         <w:jc w:val="start"/>
+        <w:tblBorders>
+          <w:top w:val="single" w:sz="4" w:space="0" w:color="B0D4E8"/>
+          <w:left w:val="single" w:sz="4" w:space="0" w:color="B0D4E8"/>
+          <w:bottom w:val="single" w:sz="4" w:space="0" w:color="B0D4E8"/>
+          <w:right w:val="single" w:sz="4" w:space="0" w:color="B0D4E8"/>
+          <w:insideH w:val="single" w:sz="4" w:space="0" w:color="B0D4E8"/>
+          <w:insideV w:val="single" w:sz="4" w:space="0" w:color="B0D4E8"/>
+        </w:tblBorders>
       </w:tblPr>
       <w:tblGrid>
         <w:gridCol w:w="3960"/>
@@ -721,25 +1118,39 @@
           <w:tblHeader w:val="true"/>
         </w:trPr>
         <w:tc>
-          <w:tcPr/>
-          <w:p>
-            <w:pPr>
-              <w:pStyle w:val="Compact"/>
-              <w:jc w:val="left"/>
-            </w:pPr>
-            <w:r>
+          <w:tcPr>
+            <w:shd w:fill="0099CC" w:val="clear"/>
+          </w:tcPr>
+          <w:p>
+            <w:pPr>
+              <w:pStyle w:val="Compact"/>
+              <w:jc w:val="left"/>
+            </w:pPr>
+            <w:r>
+              <w:rPr>
+                <w:b/>
+                <w:color w:val="FFFFFF"/>
+                <w:sz w:val="20"/>
+              </w:rPr>
               <w:t xml:space="preserve">Field</w:t>
             </w:r>
           </w:p>
         </w:tc>
         <w:tc>
-          <w:tcPr/>
-          <w:p>
-            <w:pPr>
-              <w:pStyle w:val="Compact"/>
-              <w:jc w:val="left"/>
-            </w:pPr>
-            <w:r>
+          <w:tcPr>
+            <w:shd w:fill="0099CC" w:val="clear"/>
+          </w:tcPr>
+          <w:p>
+            <w:pPr>
+              <w:pStyle w:val="Compact"/>
+              <w:jc w:val="left"/>
+            </w:pPr>
+            <w:r>
+              <w:rPr>
+                <w:b/>
+                <w:color w:val="FFFFFF"/>
+                <w:sz w:val="20"/>
+              </w:rPr>
               <w:t xml:space="preserve">Details</w:t>
             </w:r>
           </w:p>
@@ -747,7 +1158,9 @@
       </w:tr>
       <w:tr>
         <w:tc>
-          <w:tcPr/>
+          <w:tcPr>
+            <w:shd w:fill="FFFFFF" w:val="clear"/>
+          </w:tcPr>
           <w:p>
             <w:pPr>
               <w:pStyle w:val="Compact"/>
@@ -757,19 +1170,27 @@
               <w:rPr>
                 <w:bCs/>
                 <w:b/>
+                <w:color w:val="1A1A1A"/>
+                <w:sz w:val="19"/>
               </w:rPr>
               <w:t xml:space="preserve">Work Permit Required:</w:t>
             </w:r>
           </w:p>
         </w:tc>
         <w:tc>
-          <w:tcPr/>
-          <w:p>
-            <w:pPr>
-              <w:pStyle w:val="Compact"/>
-              <w:jc w:val="left"/>
-            </w:pPr>
-            <w:r>
+          <w:tcPr>
+            <w:shd w:fill="FFFFFF" w:val="clear"/>
+          </w:tcPr>
+          <w:p>
+            <w:pPr>
+              <w:pStyle w:val="Compact"/>
+              <w:jc w:val="left"/>
+            </w:pPr>
+            <w:r>
+              <w:rPr>
+                <w:color w:val="1A1A1A"/>
+                <w:sz w:val="19"/>
+              </w:rPr>
               <w:t xml:space="preserve">[ ] Yes — Permit No.: __________________ [ ] No</w:t>
             </w:r>
           </w:p>
@@ -777,7 +1198,9 @@
       </w:tr>
       <w:tr>
         <w:tc>
-          <w:tcPr/>
+          <w:tcPr>
+            <w:shd w:fill="E8F8FF" w:val="clear"/>
+          </w:tcPr>
           <w:p>
             <w:pPr>
               <w:pStyle w:val="Compact"/>
@@ -787,19 +1210,27 @@
               <w:rPr>
                 <w:bCs/>
                 <w:b/>
+                <w:color w:val="1A1A1A"/>
+                <w:sz w:val="19"/>
               </w:rPr>
               <w:t xml:space="preserve">Safety Clearance Obtained:</w:t>
             </w:r>
           </w:p>
         </w:tc>
         <w:tc>
-          <w:tcPr/>
-          <w:p>
-            <w:pPr>
-              <w:pStyle w:val="Compact"/>
-              <w:jc w:val="left"/>
-            </w:pPr>
-            <w:r>
+          <w:tcPr>
+            <w:shd w:fill="E8F8FF" w:val="clear"/>
+          </w:tcPr>
+          <w:p>
+            <w:pPr>
+              <w:pStyle w:val="Compact"/>
+              <w:jc w:val="left"/>
+            </w:pPr>
+            <w:r>
+              <w:rPr>
+                <w:color w:val="1A1A1A"/>
+                <w:sz w:val="19"/>
+              </w:rPr>
               <w:t xml:space="preserve">[ ] Yes [ ] No [ ] N/A</w:t>
             </w:r>
           </w:p>
@@ -807,7 +1238,9 @@
       </w:tr>
       <w:tr>
         <w:tc>
-          <w:tcPr/>
+          <w:tcPr>
+            <w:shd w:fill="FFFFFF" w:val="clear"/>
+          </w:tcPr>
           <w:p>
             <w:pPr>
               <w:pStyle w:val="Compact"/>
@@ -817,19 +1250,27 @@
               <w:rPr>
                 <w:bCs/>
                 <w:b/>
+                <w:color w:val="1A1A1A"/>
+                <w:sz w:val="19"/>
               </w:rPr>
               <w:t xml:space="preserve">Environmental Impact Assessment:</w:t>
             </w:r>
           </w:p>
         </w:tc>
         <w:tc>
-          <w:tcPr/>
-          <w:p>
-            <w:pPr>
-              <w:pStyle w:val="Compact"/>
-              <w:jc w:val="left"/>
-            </w:pPr>
-            <w:r>
+          <w:tcPr>
+            <w:shd w:fill="FFFFFF" w:val="clear"/>
+          </w:tcPr>
+          <w:p>
+            <w:pPr>
+              <w:pStyle w:val="Compact"/>
+              <w:jc w:val="left"/>
+            </w:pPr>
+            <w:r>
+              <w:rPr>
+                <w:color w:val="1A1A1A"/>
+                <w:sz w:val="19"/>
+              </w:rPr>
               <w:t xml:space="preserve">[ ] Required [ ] Not Required [ ] Completed</w:t>
             </w:r>
           </w:p>
@@ -962,6 +1403,14 @@
         <w:tblW w:type="pct" w:w="5000"/>
         <w:tblLook w:firstRow="1" w:lastRow="0" w:firstColumn="0" w:lastColumn="0" w:noHBand="0" w:noVBand="0" w:val="0020"/>
         <w:jc w:val="start"/>
+        <w:tblBorders>
+          <w:top w:val="single" w:sz="4" w:space="0" w:color="B0D4E8"/>
+          <w:left w:val="single" w:sz="4" w:space="0" w:color="B0D4E8"/>
+          <w:bottom w:val="single" w:sz="4" w:space="0" w:color="B0D4E8"/>
+          <w:right w:val="single" w:sz="4" w:space="0" w:color="B0D4E8"/>
+          <w:insideH w:val="single" w:sz="4" w:space="0" w:color="B0D4E8"/>
+          <w:insideV w:val="single" w:sz="4" w:space="0" w:color="B0D4E8"/>
+        </w:tblBorders>
       </w:tblPr>
       <w:tblGrid>
         <w:gridCol w:w="3960"/>
@@ -972,25 +1421,39 @@
           <w:tblHeader w:val="true"/>
         </w:trPr>
         <w:tc>
-          <w:tcPr/>
-          <w:p>
-            <w:pPr>
-              <w:pStyle w:val="Compact"/>
-              <w:jc w:val="left"/>
-            </w:pPr>
-            <w:r>
+          <w:tcPr>
+            <w:shd w:fill="0099CC" w:val="clear"/>
+          </w:tcPr>
+          <w:p>
+            <w:pPr>
+              <w:pStyle w:val="Compact"/>
+              <w:jc w:val="left"/>
+            </w:pPr>
+            <w:r>
+              <w:rPr>
+                <w:b/>
+                <w:color w:val="FFFFFF"/>
+                <w:sz w:val="20"/>
+              </w:rPr>
               <w:t xml:space="preserve">Field</w:t>
             </w:r>
           </w:p>
         </w:tc>
         <w:tc>
-          <w:tcPr/>
-          <w:p>
-            <w:pPr>
-              <w:pStyle w:val="Compact"/>
-              <w:jc w:val="left"/>
-            </w:pPr>
-            <w:r>
+          <w:tcPr>
+            <w:shd w:fill="0099CC" w:val="clear"/>
+          </w:tcPr>
+          <w:p>
+            <w:pPr>
+              <w:pStyle w:val="Compact"/>
+              <w:jc w:val="left"/>
+            </w:pPr>
+            <w:r>
+              <w:rPr>
+                <w:b/>
+                <w:color w:val="FFFFFF"/>
+                <w:sz w:val="20"/>
+              </w:rPr>
               <w:t xml:space="preserve">Details</w:t>
             </w:r>
           </w:p>
@@ -998,7 +1461,9 @@
       </w:tr>
       <w:tr>
         <w:tc>
-          <w:tcPr/>
+          <w:tcPr>
+            <w:shd w:fill="FFFFFF" w:val="clear"/>
+          </w:tcPr>
           <w:p>
             <w:pPr>
               <w:pStyle w:val="Compact"/>
@@ -1008,19 +1473,27 @@
               <w:rPr>
                 <w:bCs/>
                 <w:b/>
+                <w:color w:val="1A1A1A"/>
+                <w:sz w:val="19"/>
               </w:rPr>
               <w:t xml:space="preserve">Operating Hours Allowed:</w:t>
             </w:r>
           </w:p>
         </w:tc>
         <w:tc>
-          <w:tcPr/>
-          <w:p>
-            <w:pPr>
-              <w:pStyle w:val="Compact"/>
-              <w:jc w:val="left"/>
-            </w:pPr>
-            <w:r>
+          <w:tcPr>
+            <w:shd w:fill="FFFFFF" w:val="clear"/>
+          </w:tcPr>
+          <w:p>
+            <w:pPr>
+              <w:pStyle w:val="Compact"/>
+              <w:jc w:val="left"/>
+            </w:pPr>
+            <w:r>
+              <w:rPr>
+                <w:color w:val="1A1A1A"/>
+                <w:sz w:val="19"/>
+              </w:rPr>
               <w:t xml:space="preserve">__________________________________________</w:t>
             </w:r>
           </w:p>
@@ -1028,7 +1501,9 @@
       </w:tr>
       <w:tr>
         <w:tc>
-          <w:tcPr/>
+          <w:tcPr>
+            <w:shd w:fill="E8F8FF" w:val="clear"/>
+          </w:tcPr>
           <w:p>
             <w:pPr>
               <w:pStyle w:val="Compact"/>
@@ -1038,19 +1513,27 @@
               <w:rPr>
                 <w:bCs/>
                 <w:b/>
+                <w:color w:val="1A1A1A"/>
+                <w:sz w:val="19"/>
               </w:rPr>
               <w:t xml:space="preserve">Noise Restrictions:</w:t>
             </w:r>
           </w:p>
         </w:tc>
         <w:tc>
-          <w:tcPr/>
-          <w:p>
-            <w:pPr>
-              <w:pStyle w:val="Compact"/>
-              <w:jc w:val="left"/>
-            </w:pPr>
-            <w:r>
+          <w:tcPr>
+            <w:shd w:fill="E8F8FF" w:val="clear"/>
+          </w:tcPr>
+          <w:p>
+            <w:pPr>
+              <w:pStyle w:val="Compact"/>
+              <w:jc w:val="left"/>
+            </w:pPr>
+            <w:r>
+              <w:rPr>
+                <w:color w:val="1A1A1A"/>
+                <w:sz w:val="19"/>
+              </w:rPr>
               <w:t xml:space="preserve">[ ] Yes — Max dB: ________ [ ] No</w:t>
             </w:r>
           </w:p>
@@ -1058,7 +1541,9 @@
       </w:tr>
       <w:tr>
         <w:tc>
-          <w:tcPr/>
+          <w:tcPr>
+            <w:shd w:fill="FFFFFF" w:val="clear"/>
+          </w:tcPr>
           <w:p>
             <w:pPr>
               <w:pStyle w:val="Compact"/>
@@ -1068,19 +1553,27 @@
               <w:rPr>
                 <w:bCs/>
                 <w:b/>
+                <w:color w:val="1A1A1A"/>
+                <w:sz w:val="19"/>
               </w:rPr>
               <w:t xml:space="preserve">Access Requirements:</w:t>
             </w:r>
           </w:p>
         </w:tc>
         <w:tc>
-          <w:tcPr/>
-          <w:p>
-            <w:pPr>
-              <w:pStyle w:val="Compact"/>
-              <w:jc w:val="left"/>
-            </w:pPr>
-            <w:r>
+          <w:tcPr>
+            <w:shd w:fill="FFFFFF" w:val="clear"/>
+          </w:tcPr>
+          <w:p>
+            <w:pPr>
+              <w:pStyle w:val="Compact"/>
+              <w:jc w:val="left"/>
+            </w:pPr>
+            <w:r>
+              <w:rPr>
+                <w:color w:val="1A1A1A"/>
+                <w:sz w:val="19"/>
+              </w:rPr>
               <w:t xml:space="preserve">__________________________________________</w:t>
             </w:r>
           </w:p>
@@ -1098,9 +1591,29 @@
     <w:bookmarkStart w:id="27" w:name="work-description"/>
     <w:p>
       <w:pPr>
+        <w:pBdr>
+          <w:top w:val="single" w:sz="18" w:space="1" w:color="F5A623"/>
+          <w:bottom w:val="single" w:sz="6" w:space="1" w:color="0099CC"/>
+        </w:pBdr>
+        <w:spacing w:before="200" w:after="200"/>
+      </w:pPr>
+    </w:p>
+    <w:p>
+      <w:pPr>
         <w:pStyle w:val="Heading2"/>
-      </w:pPr>
-      <w:r>
+        <w:rPr>
+          <w:color w:val="0099CC"/>
+        </w:rPr>
+        <w:pBdr>
+          <w:bottom w:val="single" w:sz="6" w:space="2" w:color="00BFFF"/>
+        </w:pBdr>
+      </w:pPr>
+      <w:r>
+        <w:rPr>
+          <w:b/>
+          <w:color w:val="0099CC"/>
+          <w:sz w:val="32"/>
+        </w:rPr>
         <w:t xml:space="preserve">WORK DESCRIPTION</w:t>
       </w:r>
     </w:p>
@@ -1181,9 +1694,29 @@
     <w:bookmarkStart w:id="28" w:name="materials-equipment-required"/>
     <w:p>
       <w:pPr>
+        <w:pBdr>
+          <w:top w:val="single" w:sz="18" w:space="1" w:color="F5A623"/>
+          <w:bottom w:val="single" w:sz="6" w:space="1" w:color="0099CC"/>
+        </w:pBdr>
+        <w:spacing w:before="200" w:after="200"/>
+      </w:pPr>
+    </w:p>
+    <w:p>
+      <w:pPr>
         <w:pStyle w:val="Heading2"/>
-      </w:pPr>
-      <w:r>
+        <w:rPr>
+          <w:color w:val="0099CC"/>
+        </w:rPr>
+        <w:pBdr>
+          <w:bottom w:val="single" w:sz="6" w:space="2" w:color="00BFFF"/>
+        </w:pBdr>
+      </w:pPr>
+      <w:r>
+        <w:rPr>
+          <w:b/>
+          <w:color w:val="0099CC"/>
+          <w:sz w:val="32"/>
+        </w:rPr>
         <w:t xml:space="preserve">MATERIALS / EQUIPMENT REQUIRED</w:t>
       </w:r>
     </w:p>
@@ -1193,6 +1726,14 @@
         <w:tblW w:type="pct" w:w="5000"/>
         <w:tblLook w:firstRow="1" w:lastRow="0" w:firstColumn="0" w:lastColumn="0" w:noHBand="0" w:noVBand="0" w:val="0020"/>
         <w:jc w:val="start"/>
+        <w:tblBorders>
+          <w:top w:val="single" w:sz="4" w:space="0" w:color="B0D4E8"/>
+          <w:left w:val="single" w:sz="4" w:space="0" w:color="B0D4E8"/>
+          <w:bottom w:val="single" w:sz="4" w:space="0" w:color="B0D4E8"/>
+          <w:right w:val="single" w:sz="4" w:space="0" w:color="B0D4E8"/>
+          <w:insideH w:val="single" w:sz="4" w:space="0" w:color="B0D4E8"/>
+          <w:insideV w:val="single" w:sz="4" w:space="0" w:color="B0D4E8"/>
+        </w:tblBorders>
       </w:tblPr>
       <w:tblGrid>
         <w:gridCol w:w="1320"/>
@@ -1207,73 +1748,115 @@
           <w:tblHeader w:val="true"/>
         </w:trPr>
         <w:tc>
-          <w:tcPr/>
-          <w:p>
-            <w:pPr>
-              <w:pStyle w:val="Compact"/>
-              <w:jc w:val="left"/>
-            </w:pPr>
-            <w:r>
+          <w:tcPr>
+            <w:shd w:fill="0099CC" w:val="clear"/>
+          </w:tcPr>
+          <w:p>
+            <w:pPr>
+              <w:pStyle w:val="Compact"/>
+              <w:jc w:val="left"/>
+            </w:pPr>
+            <w:r>
+              <w:rPr>
+                <w:b/>
+                <w:color w:val="FFFFFF"/>
+                <w:sz w:val="20"/>
+              </w:rPr>
               <w:t xml:space="preserve">S/N</w:t>
             </w:r>
           </w:p>
         </w:tc>
         <w:tc>
-          <w:tcPr/>
-          <w:p>
-            <w:pPr>
-              <w:pStyle w:val="Compact"/>
-              <w:jc w:val="left"/>
-            </w:pPr>
-            <w:r>
+          <w:tcPr>
+            <w:shd w:fill="0099CC" w:val="clear"/>
+          </w:tcPr>
+          <w:p>
+            <w:pPr>
+              <w:pStyle w:val="Compact"/>
+              <w:jc w:val="left"/>
+            </w:pPr>
+            <w:r>
+              <w:rPr>
+                <w:b/>
+                <w:color w:val="FFFFFF"/>
+                <w:sz w:val="20"/>
+              </w:rPr>
               <w:t xml:space="preserve">Item Description</w:t>
             </w:r>
           </w:p>
         </w:tc>
         <w:tc>
-          <w:tcPr/>
-          <w:p>
-            <w:pPr>
-              <w:pStyle w:val="Compact"/>
-              <w:jc w:val="left"/>
-            </w:pPr>
-            <w:r>
+          <w:tcPr>
+            <w:shd w:fill="0099CC" w:val="clear"/>
+          </w:tcPr>
+          <w:p>
+            <w:pPr>
+              <w:pStyle w:val="Compact"/>
+              <w:jc w:val="left"/>
+            </w:pPr>
+            <w:r>
+              <w:rPr>
+                <w:b/>
+                <w:color w:val="FFFFFF"/>
+                <w:sz w:val="20"/>
+              </w:rPr>
               <w:t xml:space="preserve">Qty</w:t>
             </w:r>
           </w:p>
         </w:tc>
         <w:tc>
-          <w:tcPr/>
-          <w:p>
-            <w:pPr>
-              <w:pStyle w:val="Compact"/>
-              <w:jc w:val="left"/>
-            </w:pPr>
-            <w:r>
+          <w:tcPr>
+            <w:shd w:fill="0099CC" w:val="clear"/>
+          </w:tcPr>
+          <w:p>
+            <w:pPr>
+              <w:pStyle w:val="Compact"/>
+              <w:jc w:val="left"/>
+            </w:pPr>
+            <w:r>
+              <w:rPr>
+                <w:b/>
+                <w:color w:val="FFFFFF"/>
+                <w:sz w:val="20"/>
+              </w:rPr>
               <w:t xml:space="preserve">Estimated Cost (₦)</w:t>
             </w:r>
           </w:p>
         </w:tc>
         <w:tc>
-          <w:tcPr/>
-          <w:p>
-            <w:pPr>
-              <w:pStyle w:val="Compact"/>
-              <w:jc w:val="left"/>
-            </w:pPr>
-            <w:r>
+          <w:tcPr>
+            <w:shd w:fill="0099CC" w:val="clear"/>
+          </w:tcPr>
+          <w:p>
+            <w:pPr>
+              <w:pStyle w:val="Compact"/>
+              <w:jc w:val="left"/>
+            </w:pPr>
+            <w:r>
+              <w:rPr>
+                <w:b/>
+                <w:color w:val="FFFFFF"/>
+                <w:sz w:val="20"/>
+              </w:rPr>
               <w:t xml:space="preserve">Available in Stock</w:t>
             </w:r>
           </w:p>
         </w:tc>
         <w:tc>
-          <w:tcPr/>
-          <w:p>
-            <w:pPr>
-              <w:pStyle w:val="Compact"/>
-              <w:jc w:val="left"/>
-            </w:pPr>
-            <w:r>
+          <w:tcPr>
+            <w:shd w:fill="0099CC" w:val="clear"/>
+          </w:tcPr>
+          <w:p>
+            <w:pPr>
+              <w:pStyle w:val="Compact"/>
+              <w:jc w:val="left"/>
+            </w:pPr>
+            <w:r>
+              <w:rPr>
+                <w:b/>
+                <w:color w:val="FFFFFF"/>
+                <w:sz w:val="20"/>
+              </w:rPr>
               <w:t xml:space="preserve">Remarks</w:t>
             </w:r>
           </w:p>
@@ -1281,287 +1864,387 @@
       </w:tr>
       <w:tr>
         <w:tc>
-          <w:tcPr/>
-          <w:p>
-            <w:pPr>
-              <w:pStyle w:val="Compact"/>
-              <w:jc w:val="left"/>
-            </w:pPr>
-            <w:r>
+          <w:tcPr>
+            <w:shd w:fill="FFFFFF" w:val="clear"/>
+          </w:tcPr>
+          <w:p>
+            <w:pPr>
+              <w:pStyle w:val="Compact"/>
+              <w:jc w:val="left"/>
+            </w:pPr>
+            <w:r>
+              <w:rPr>
+                <w:color w:val="1A1A1A"/>
+                <w:sz w:val="19"/>
+              </w:rPr>
               <w:t xml:space="preserve">1</w:t>
             </w:r>
           </w:p>
         </w:tc>
         <w:tc>
-          <w:tcPr/>
-          <w:p>
-            <w:pPr>
-              <w:pStyle w:val="Compact"/>
-            </w:pPr>
-          </w:p>
-        </w:tc>
-        <w:tc>
-          <w:tcPr/>
-          <w:p>
-            <w:pPr>
-              <w:pStyle w:val="Compact"/>
-            </w:pPr>
-          </w:p>
-        </w:tc>
-        <w:tc>
-          <w:tcPr/>
-          <w:p>
-            <w:pPr>
-              <w:pStyle w:val="Compact"/>
-            </w:pPr>
-          </w:p>
-        </w:tc>
-        <w:tc>
-          <w:tcPr/>
-          <w:p>
-            <w:pPr>
-              <w:pStyle w:val="Compact"/>
-              <w:jc w:val="left"/>
-            </w:pPr>
-            <w:r>
+          <w:tcPr>
+            <w:shd w:fill="FFFFFF" w:val="clear"/>
+          </w:tcPr>
+          <w:p>
+            <w:pPr>
+              <w:pStyle w:val="Compact"/>
+            </w:pPr>
+          </w:p>
+        </w:tc>
+        <w:tc>
+          <w:tcPr>
+            <w:shd w:fill="FFFFFF" w:val="clear"/>
+          </w:tcPr>
+          <w:p>
+            <w:pPr>
+              <w:pStyle w:val="Compact"/>
+            </w:pPr>
+          </w:p>
+        </w:tc>
+        <w:tc>
+          <w:tcPr>
+            <w:shd w:fill="FFFFFF" w:val="clear"/>
+          </w:tcPr>
+          <w:p>
+            <w:pPr>
+              <w:pStyle w:val="Compact"/>
+            </w:pPr>
+          </w:p>
+        </w:tc>
+        <w:tc>
+          <w:tcPr>
+            <w:shd w:fill="FFFFFF" w:val="clear"/>
+          </w:tcPr>
+          <w:p>
+            <w:pPr>
+              <w:pStyle w:val="Compact"/>
+              <w:jc w:val="left"/>
+            </w:pPr>
+            <w:r>
+              <w:rPr>
+                <w:color w:val="1A1A1A"/>
+                <w:sz w:val="19"/>
+              </w:rPr>
               <w:t xml:space="preserve">[ ] Yes [ ] No</w:t>
             </w:r>
           </w:p>
         </w:tc>
         <w:tc>
-          <w:tcPr/>
-          <w:p>
-            <w:pPr>
-              <w:pStyle w:val="Compact"/>
-            </w:pPr>
-          </w:p>
-        </w:tc>
-      </w:tr>
-      <w:tr>
-        <w:tc>
-          <w:tcPr/>
-          <w:p>
-            <w:pPr>
-              <w:pStyle w:val="Compact"/>
-              <w:jc w:val="left"/>
-            </w:pPr>
-            <w:r>
+          <w:tcPr>
+            <w:shd w:fill="FFFFFF" w:val="clear"/>
+          </w:tcPr>
+          <w:p>
+            <w:pPr>
+              <w:pStyle w:val="Compact"/>
+            </w:pPr>
+          </w:p>
+        </w:tc>
+      </w:tr>
+      <w:tr>
+        <w:tc>
+          <w:tcPr>
+            <w:shd w:fill="E8F8FF" w:val="clear"/>
+          </w:tcPr>
+          <w:p>
+            <w:pPr>
+              <w:pStyle w:val="Compact"/>
+              <w:jc w:val="left"/>
+            </w:pPr>
+            <w:r>
+              <w:rPr>
+                <w:color w:val="1A1A1A"/>
+                <w:sz w:val="19"/>
+              </w:rPr>
               <w:t xml:space="preserve">2</w:t>
             </w:r>
           </w:p>
         </w:tc>
         <w:tc>
-          <w:tcPr/>
-          <w:p>
-            <w:pPr>
-              <w:pStyle w:val="Compact"/>
-            </w:pPr>
-          </w:p>
-        </w:tc>
-        <w:tc>
-          <w:tcPr/>
-          <w:p>
-            <w:pPr>
-              <w:pStyle w:val="Compact"/>
-            </w:pPr>
-          </w:p>
-        </w:tc>
-        <w:tc>
-          <w:tcPr/>
-          <w:p>
-            <w:pPr>
-              <w:pStyle w:val="Compact"/>
-            </w:pPr>
-          </w:p>
-        </w:tc>
-        <w:tc>
-          <w:tcPr/>
-          <w:p>
-            <w:pPr>
-              <w:pStyle w:val="Compact"/>
-              <w:jc w:val="left"/>
-            </w:pPr>
-            <w:r>
+          <w:tcPr>
+            <w:shd w:fill="E8F8FF" w:val="clear"/>
+          </w:tcPr>
+          <w:p>
+            <w:pPr>
+              <w:pStyle w:val="Compact"/>
+            </w:pPr>
+          </w:p>
+        </w:tc>
+        <w:tc>
+          <w:tcPr>
+            <w:shd w:fill="E8F8FF" w:val="clear"/>
+          </w:tcPr>
+          <w:p>
+            <w:pPr>
+              <w:pStyle w:val="Compact"/>
+            </w:pPr>
+          </w:p>
+        </w:tc>
+        <w:tc>
+          <w:tcPr>
+            <w:shd w:fill="E8F8FF" w:val="clear"/>
+          </w:tcPr>
+          <w:p>
+            <w:pPr>
+              <w:pStyle w:val="Compact"/>
+            </w:pPr>
+          </w:p>
+        </w:tc>
+        <w:tc>
+          <w:tcPr>
+            <w:shd w:fill="E8F8FF" w:val="clear"/>
+          </w:tcPr>
+          <w:p>
+            <w:pPr>
+              <w:pStyle w:val="Compact"/>
+              <w:jc w:val="left"/>
+            </w:pPr>
+            <w:r>
+              <w:rPr>
+                <w:color w:val="1A1A1A"/>
+                <w:sz w:val="19"/>
+              </w:rPr>
               <w:t xml:space="preserve">[ ] Yes [ ] No</w:t>
             </w:r>
           </w:p>
         </w:tc>
         <w:tc>
-          <w:tcPr/>
-          <w:p>
-            <w:pPr>
-              <w:pStyle w:val="Compact"/>
-            </w:pPr>
-          </w:p>
-        </w:tc>
-      </w:tr>
-      <w:tr>
-        <w:tc>
-          <w:tcPr/>
-          <w:p>
-            <w:pPr>
-              <w:pStyle w:val="Compact"/>
-              <w:jc w:val="left"/>
-            </w:pPr>
-            <w:r>
+          <w:tcPr>
+            <w:shd w:fill="E8F8FF" w:val="clear"/>
+          </w:tcPr>
+          <w:p>
+            <w:pPr>
+              <w:pStyle w:val="Compact"/>
+            </w:pPr>
+          </w:p>
+        </w:tc>
+      </w:tr>
+      <w:tr>
+        <w:tc>
+          <w:tcPr>
+            <w:shd w:fill="FFFFFF" w:val="clear"/>
+          </w:tcPr>
+          <w:p>
+            <w:pPr>
+              <w:pStyle w:val="Compact"/>
+              <w:jc w:val="left"/>
+            </w:pPr>
+            <w:r>
+              <w:rPr>
+                <w:color w:val="1A1A1A"/>
+                <w:sz w:val="19"/>
+              </w:rPr>
               <w:t xml:space="preserve">3</w:t>
             </w:r>
           </w:p>
         </w:tc>
         <w:tc>
-          <w:tcPr/>
-          <w:p>
-            <w:pPr>
-              <w:pStyle w:val="Compact"/>
-            </w:pPr>
-          </w:p>
-        </w:tc>
-        <w:tc>
-          <w:tcPr/>
-          <w:p>
-            <w:pPr>
-              <w:pStyle w:val="Compact"/>
-            </w:pPr>
-          </w:p>
-        </w:tc>
-        <w:tc>
-          <w:tcPr/>
-          <w:p>
-            <w:pPr>
-              <w:pStyle w:val="Compact"/>
-            </w:pPr>
-          </w:p>
-        </w:tc>
-        <w:tc>
-          <w:tcPr/>
-          <w:p>
-            <w:pPr>
-              <w:pStyle w:val="Compact"/>
-              <w:jc w:val="left"/>
-            </w:pPr>
-            <w:r>
+          <w:tcPr>
+            <w:shd w:fill="FFFFFF" w:val="clear"/>
+          </w:tcPr>
+          <w:p>
+            <w:pPr>
+              <w:pStyle w:val="Compact"/>
+            </w:pPr>
+          </w:p>
+        </w:tc>
+        <w:tc>
+          <w:tcPr>
+            <w:shd w:fill="FFFFFF" w:val="clear"/>
+          </w:tcPr>
+          <w:p>
+            <w:pPr>
+              <w:pStyle w:val="Compact"/>
+            </w:pPr>
+          </w:p>
+        </w:tc>
+        <w:tc>
+          <w:tcPr>
+            <w:shd w:fill="FFFFFF" w:val="clear"/>
+          </w:tcPr>
+          <w:p>
+            <w:pPr>
+              <w:pStyle w:val="Compact"/>
+            </w:pPr>
+          </w:p>
+        </w:tc>
+        <w:tc>
+          <w:tcPr>
+            <w:shd w:fill="FFFFFF" w:val="clear"/>
+          </w:tcPr>
+          <w:p>
+            <w:pPr>
+              <w:pStyle w:val="Compact"/>
+              <w:jc w:val="left"/>
+            </w:pPr>
+            <w:r>
+              <w:rPr>
+                <w:color w:val="1A1A1A"/>
+                <w:sz w:val="19"/>
+              </w:rPr>
               <w:t xml:space="preserve">[ ] Yes [ ] No</w:t>
             </w:r>
           </w:p>
         </w:tc>
         <w:tc>
-          <w:tcPr/>
-          <w:p>
-            <w:pPr>
-              <w:pStyle w:val="Compact"/>
-            </w:pPr>
-          </w:p>
-        </w:tc>
-      </w:tr>
-      <w:tr>
-        <w:tc>
-          <w:tcPr/>
-          <w:p>
-            <w:pPr>
-              <w:pStyle w:val="Compact"/>
-              <w:jc w:val="left"/>
-            </w:pPr>
-            <w:r>
+          <w:tcPr>
+            <w:shd w:fill="FFFFFF" w:val="clear"/>
+          </w:tcPr>
+          <w:p>
+            <w:pPr>
+              <w:pStyle w:val="Compact"/>
+            </w:pPr>
+          </w:p>
+        </w:tc>
+      </w:tr>
+      <w:tr>
+        <w:tc>
+          <w:tcPr>
+            <w:shd w:fill="E8F8FF" w:val="clear"/>
+          </w:tcPr>
+          <w:p>
+            <w:pPr>
+              <w:pStyle w:val="Compact"/>
+              <w:jc w:val="left"/>
+            </w:pPr>
+            <w:r>
+              <w:rPr>
+                <w:color w:val="1A1A1A"/>
+                <w:sz w:val="19"/>
+              </w:rPr>
               <w:t xml:space="preserve">4</w:t>
             </w:r>
           </w:p>
         </w:tc>
         <w:tc>
-          <w:tcPr/>
-          <w:p>
-            <w:pPr>
-              <w:pStyle w:val="Compact"/>
-            </w:pPr>
-          </w:p>
-        </w:tc>
-        <w:tc>
-          <w:tcPr/>
-          <w:p>
-            <w:pPr>
-              <w:pStyle w:val="Compact"/>
-            </w:pPr>
-          </w:p>
-        </w:tc>
-        <w:tc>
-          <w:tcPr/>
-          <w:p>
-            <w:pPr>
-              <w:pStyle w:val="Compact"/>
-            </w:pPr>
-          </w:p>
-        </w:tc>
-        <w:tc>
-          <w:tcPr/>
-          <w:p>
-            <w:pPr>
-              <w:pStyle w:val="Compact"/>
-              <w:jc w:val="left"/>
-            </w:pPr>
-            <w:r>
+          <w:tcPr>
+            <w:shd w:fill="E8F8FF" w:val="clear"/>
+          </w:tcPr>
+          <w:p>
+            <w:pPr>
+              <w:pStyle w:val="Compact"/>
+            </w:pPr>
+          </w:p>
+        </w:tc>
+        <w:tc>
+          <w:tcPr>
+            <w:shd w:fill="E8F8FF" w:val="clear"/>
+          </w:tcPr>
+          <w:p>
+            <w:pPr>
+              <w:pStyle w:val="Compact"/>
+            </w:pPr>
+          </w:p>
+        </w:tc>
+        <w:tc>
+          <w:tcPr>
+            <w:shd w:fill="E8F8FF" w:val="clear"/>
+          </w:tcPr>
+          <w:p>
+            <w:pPr>
+              <w:pStyle w:val="Compact"/>
+            </w:pPr>
+          </w:p>
+        </w:tc>
+        <w:tc>
+          <w:tcPr>
+            <w:shd w:fill="E8F8FF" w:val="clear"/>
+          </w:tcPr>
+          <w:p>
+            <w:pPr>
+              <w:pStyle w:val="Compact"/>
+              <w:jc w:val="left"/>
+            </w:pPr>
+            <w:r>
+              <w:rPr>
+                <w:color w:val="1A1A1A"/>
+                <w:sz w:val="19"/>
+              </w:rPr>
               <w:t xml:space="preserve">[ ] Yes [ ] No</w:t>
             </w:r>
           </w:p>
         </w:tc>
         <w:tc>
-          <w:tcPr/>
-          <w:p>
-            <w:pPr>
-              <w:pStyle w:val="Compact"/>
-            </w:pPr>
-          </w:p>
-        </w:tc>
-      </w:tr>
-      <w:tr>
-        <w:tc>
-          <w:tcPr/>
-          <w:p>
-            <w:pPr>
-              <w:pStyle w:val="Compact"/>
-              <w:jc w:val="left"/>
-            </w:pPr>
-            <w:r>
+          <w:tcPr>
+            <w:shd w:fill="E8F8FF" w:val="clear"/>
+          </w:tcPr>
+          <w:p>
+            <w:pPr>
+              <w:pStyle w:val="Compact"/>
+            </w:pPr>
+          </w:p>
+        </w:tc>
+      </w:tr>
+      <w:tr>
+        <w:tc>
+          <w:tcPr>
+            <w:shd w:fill="FFFFFF" w:val="clear"/>
+          </w:tcPr>
+          <w:p>
+            <w:pPr>
+              <w:pStyle w:val="Compact"/>
+              <w:jc w:val="left"/>
+            </w:pPr>
+            <w:r>
+              <w:rPr>
+                <w:color w:val="1A1A1A"/>
+                <w:sz w:val="19"/>
+              </w:rPr>
               <w:t xml:space="preserve">5</w:t>
             </w:r>
           </w:p>
         </w:tc>
         <w:tc>
-          <w:tcPr/>
-          <w:p>
-            <w:pPr>
-              <w:pStyle w:val="Compact"/>
-            </w:pPr>
-          </w:p>
-        </w:tc>
-        <w:tc>
-          <w:tcPr/>
-          <w:p>
-            <w:pPr>
-              <w:pStyle w:val="Compact"/>
-            </w:pPr>
-          </w:p>
-        </w:tc>
-        <w:tc>
-          <w:tcPr/>
-          <w:p>
-            <w:pPr>
-              <w:pStyle w:val="Compact"/>
-            </w:pPr>
-          </w:p>
-        </w:tc>
-        <w:tc>
-          <w:tcPr/>
-          <w:p>
-            <w:pPr>
-              <w:pStyle w:val="Compact"/>
-              <w:jc w:val="left"/>
-            </w:pPr>
-            <w:r>
+          <w:tcPr>
+            <w:shd w:fill="FFFFFF" w:val="clear"/>
+          </w:tcPr>
+          <w:p>
+            <w:pPr>
+              <w:pStyle w:val="Compact"/>
+            </w:pPr>
+          </w:p>
+        </w:tc>
+        <w:tc>
+          <w:tcPr>
+            <w:shd w:fill="FFFFFF" w:val="clear"/>
+          </w:tcPr>
+          <w:p>
+            <w:pPr>
+              <w:pStyle w:val="Compact"/>
+            </w:pPr>
+          </w:p>
+        </w:tc>
+        <w:tc>
+          <w:tcPr>
+            <w:shd w:fill="FFFFFF" w:val="clear"/>
+          </w:tcPr>
+          <w:p>
+            <w:pPr>
+              <w:pStyle w:val="Compact"/>
+            </w:pPr>
+          </w:p>
+        </w:tc>
+        <w:tc>
+          <w:tcPr>
+            <w:shd w:fill="FFFFFF" w:val="clear"/>
+          </w:tcPr>
+          <w:p>
+            <w:pPr>
+              <w:pStyle w:val="Compact"/>
+              <w:jc w:val="left"/>
+            </w:pPr>
+            <w:r>
+              <w:rPr>
+                <w:color w:val="1A1A1A"/>
+                <w:sz w:val="19"/>
+              </w:rPr>
               <w:t xml:space="preserve">[ ] Yes [ ] No</w:t>
             </w:r>
           </w:p>
         </w:tc>
         <w:tc>
-          <w:tcPr/>
+          <w:tcPr>
+            <w:shd w:fill="FFFFFF" w:val="clear"/>
+          </w:tcPr>
           <w:p>
             <w:pPr>
               <w:pStyle w:val="Compact"/>
@@ -1577,6 +2260,14 @@
         <w:tblW w:type="pct" w:w="5000"/>
         <w:tblLook w:firstRow="1" w:lastRow="0" w:firstColumn="0" w:lastColumn="0" w:noHBand="0" w:noVBand="0" w:val="0020"/>
         <w:jc w:val="start"/>
+        <w:tblBorders>
+          <w:top w:val="single" w:sz="4" w:space="0" w:color="B0D4E8"/>
+          <w:left w:val="single" w:sz="4" w:space="0" w:color="B0D4E8"/>
+          <w:bottom w:val="single" w:sz="4" w:space="0" w:color="B0D4E8"/>
+          <w:right w:val="single" w:sz="4" w:space="0" w:color="B0D4E8"/>
+          <w:insideH w:val="single" w:sz="4" w:space="0" w:color="B0D4E8"/>
+          <w:insideV w:val="single" w:sz="4" w:space="0" w:color="B0D4E8"/>
+        </w:tblBorders>
       </w:tblPr>
       <w:tblGrid>
         <w:gridCol w:w="3960"/>
@@ -1587,7 +2278,9 @@
           <w:tblHeader w:val="true"/>
         </w:trPr>
         <w:tc>
-          <w:tcPr/>
+          <w:tcPr>
+            <w:shd w:fill="0099CC" w:val="clear"/>
+          </w:tcPr>
           <w:p>
             <w:pPr>
               <w:pStyle w:val="Compact"/>
@@ -1597,19 +2290,28 @@
               <w:rPr>
                 <w:bCs/>
                 <w:b/>
+                <w:color w:val="FFFFFF"/>
+                <w:sz w:val="20"/>
               </w:rPr>
               <w:t xml:space="preserve">Estimated Materials Cost (₦):</w:t>
             </w:r>
           </w:p>
         </w:tc>
         <w:tc>
-          <w:tcPr/>
-          <w:p>
-            <w:pPr>
-              <w:pStyle w:val="Compact"/>
-              <w:jc w:val="left"/>
-            </w:pPr>
-            <w:r>
+          <w:tcPr>
+            <w:shd w:fill="0099CC" w:val="clear"/>
+          </w:tcPr>
+          <w:p>
+            <w:pPr>
+              <w:pStyle w:val="Compact"/>
+              <w:jc w:val="left"/>
+            </w:pPr>
+            <w:r>
+              <w:rPr>
+                <w:b/>
+                <w:color w:val="FFFFFF"/>
+                <w:sz w:val="20"/>
+              </w:rPr>
               <w:t xml:space="preserve">__________________________________________</w:t>
             </w:r>
           </w:p>
@@ -1627,9 +2329,29 @@
     <w:bookmarkStart w:id="29" w:name="labor-personnel"/>
     <w:p>
       <w:pPr>
+        <w:pBdr>
+          <w:top w:val="single" w:sz="18" w:space="1" w:color="F5A623"/>
+          <w:bottom w:val="single" w:sz="6" w:space="1" w:color="0099CC"/>
+        </w:pBdr>
+        <w:spacing w:before="200" w:after="200"/>
+      </w:pPr>
+    </w:p>
+    <w:p>
+      <w:pPr>
         <w:pStyle w:val="Heading2"/>
-      </w:pPr>
-      <w:r>
+        <w:rPr>
+          <w:color w:val="0099CC"/>
+        </w:rPr>
+        <w:pBdr>
+          <w:bottom w:val="single" w:sz="6" w:space="2" w:color="00BFFF"/>
+        </w:pBdr>
+      </w:pPr>
+      <w:r>
+        <w:rPr>
+          <w:b/>
+          <w:color w:val="0099CC"/>
+          <w:sz w:val="32"/>
+        </w:rPr>
         <w:t xml:space="preserve">LABOR / PERSONNEL</w:t>
       </w:r>
     </w:p>
@@ -1639,6 +2361,14 @@
         <w:tblW w:type="pct" w:w="5000"/>
         <w:tblLook w:firstRow="1" w:lastRow="0" w:firstColumn="0" w:lastColumn="0" w:noHBand="0" w:noVBand="0" w:val="0020"/>
         <w:jc w:val="start"/>
+        <w:tblBorders>
+          <w:top w:val="single" w:sz="4" w:space="0" w:color="B0D4E8"/>
+          <w:left w:val="single" w:sz="4" w:space="0" w:color="B0D4E8"/>
+          <w:bottom w:val="single" w:sz="4" w:space="0" w:color="B0D4E8"/>
+          <w:right w:val="single" w:sz="4" w:space="0" w:color="B0D4E8"/>
+          <w:insideH w:val="single" w:sz="4" w:space="0" w:color="B0D4E8"/>
+          <w:insideV w:val="single" w:sz="4" w:space="0" w:color="B0D4E8"/>
+        </w:tblBorders>
       </w:tblPr>
       <w:tblGrid>
         <w:gridCol w:w="3960"/>
@@ -1649,25 +2379,39 @@
           <w:tblHeader w:val="true"/>
         </w:trPr>
         <w:tc>
-          <w:tcPr/>
-          <w:p>
-            <w:pPr>
-              <w:pStyle w:val="Compact"/>
-              <w:jc w:val="left"/>
-            </w:pPr>
-            <w:r>
+          <w:tcPr>
+            <w:shd w:fill="0099CC" w:val="clear"/>
+          </w:tcPr>
+          <w:p>
+            <w:pPr>
+              <w:pStyle w:val="Compact"/>
+              <w:jc w:val="left"/>
+            </w:pPr>
+            <w:r>
+              <w:rPr>
+                <w:b/>
+                <w:color w:val="FFFFFF"/>
+                <w:sz w:val="20"/>
+              </w:rPr>
               <w:t xml:space="preserve">Field</w:t>
             </w:r>
           </w:p>
         </w:tc>
         <w:tc>
-          <w:tcPr/>
-          <w:p>
-            <w:pPr>
-              <w:pStyle w:val="Compact"/>
-              <w:jc w:val="left"/>
-            </w:pPr>
-            <w:r>
+          <w:tcPr>
+            <w:shd w:fill="0099CC" w:val="clear"/>
+          </w:tcPr>
+          <w:p>
+            <w:pPr>
+              <w:pStyle w:val="Compact"/>
+              <w:jc w:val="left"/>
+            </w:pPr>
+            <w:r>
+              <w:rPr>
+                <w:b/>
+                <w:color w:val="FFFFFF"/>
+                <w:sz w:val="20"/>
+              </w:rPr>
               <w:t xml:space="preserve">Details</w:t>
             </w:r>
           </w:p>
@@ -1675,7 +2419,9 @@
       </w:tr>
       <w:tr>
         <w:tc>
-          <w:tcPr/>
+          <w:tcPr>
+            <w:shd w:fill="FFFFFF" w:val="clear"/>
+          </w:tcPr>
           <w:p>
             <w:pPr>
               <w:pStyle w:val="Compact"/>
@@ -1685,19 +2431,27 @@
               <w:rPr>
                 <w:bCs/>
                 <w:b/>
+                <w:color w:val="1A1A1A"/>
+                <w:sz w:val="19"/>
               </w:rPr>
               <w:t xml:space="preserve">Assigned To (Team/Individual):</w:t>
             </w:r>
           </w:p>
         </w:tc>
         <w:tc>
-          <w:tcPr/>
-          <w:p>
-            <w:pPr>
-              <w:pStyle w:val="Compact"/>
-              <w:jc w:val="left"/>
-            </w:pPr>
-            <w:r>
+          <w:tcPr>
+            <w:shd w:fill="FFFFFF" w:val="clear"/>
+          </w:tcPr>
+          <w:p>
+            <w:pPr>
+              <w:pStyle w:val="Compact"/>
+              <w:jc w:val="left"/>
+            </w:pPr>
+            <w:r>
+              <w:rPr>
+                <w:color w:val="1A1A1A"/>
+                <w:sz w:val="19"/>
+              </w:rPr>
               <w:t xml:space="preserve">__________________________________________</w:t>
             </w:r>
           </w:p>
@@ -1705,7 +2459,9 @@
       </w:tr>
       <w:tr>
         <w:tc>
-          <w:tcPr/>
+          <w:tcPr>
+            <w:shd w:fill="E8F8FF" w:val="clear"/>
+          </w:tcPr>
           <w:p>
             <w:pPr>
               <w:pStyle w:val="Compact"/>
@@ -1715,19 +2471,27 @@
               <w:rPr>
                 <w:bCs/>
                 <w:b/>
+                <w:color w:val="1A1A1A"/>
+                <w:sz w:val="19"/>
               </w:rPr>
               <w:t xml:space="preserve">Team Lead:</w:t>
             </w:r>
           </w:p>
         </w:tc>
         <w:tc>
-          <w:tcPr/>
-          <w:p>
-            <w:pPr>
-              <w:pStyle w:val="Compact"/>
-              <w:jc w:val="left"/>
-            </w:pPr>
-            <w:r>
+          <w:tcPr>
+            <w:shd w:fill="E8F8FF" w:val="clear"/>
+          </w:tcPr>
+          <w:p>
+            <w:pPr>
+              <w:pStyle w:val="Compact"/>
+              <w:jc w:val="left"/>
+            </w:pPr>
+            <w:r>
+              <w:rPr>
+                <w:color w:val="1A1A1A"/>
+                <w:sz w:val="19"/>
+              </w:rPr>
               <w:t xml:space="preserve">__________________________________________</w:t>
             </w:r>
           </w:p>
@@ -1735,7 +2499,9 @@
       </w:tr>
       <w:tr>
         <w:tc>
-          <w:tcPr/>
+          <w:tcPr>
+            <w:shd w:fill="FFFFFF" w:val="clear"/>
+          </w:tcPr>
           <w:p>
             <w:pPr>
               <w:pStyle w:val="Compact"/>
@@ -1745,19 +2511,27 @@
               <w:rPr>
                 <w:bCs/>
                 <w:b/>
+                <w:color w:val="1A1A1A"/>
+                <w:sz w:val="19"/>
               </w:rPr>
               <w:t xml:space="preserve">Estimated Labor (Hours/Days):</w:t>
             </w:r>
           </w:p>
         </w:tc>
         <w:tc>
-          <w:tcPr/>
-          <w:p>
-            <w:pPr>
-              <w:pStyle w:val="Compact"/>
-              <w:jc w:val="left"/>
-            </w:pPr>
-            <w:r>
+          <w:tcPr>
+            <w:shd w:fill="FFFFFF" w:val="clear"/>
+          </w:tcPr>
+          <w:p>
+            <w:pPr>
+              <w:pStyle w:val="Compact"/>
+              <w:jc w:val="left"/>
+            </w:pPr>
+            <w:r>
+              <w:rPr>
+                <w:color w:val="1A1A1A"/>
+                <w:sz w:val="19"/>
+              </w:rPr>
               <w:t xml:space="preserve">__________________________________________</w:t>
             </w:r>
           </w:p>
@@ -1765,7 +2539,9 @@
       </w:tr>
       <w:tr>
         <w:tc>
-          <w:tcPr/>
+          <w:tcPr>
+            <w:shd w:fill="E8F8FF" w:val="clear"/>
+          </w:tcPr>
           <w:p>
             <w:pPr>
               <w:pStyle w:val="Compact"/>
@@ -1775,19 +2551,27 @@
               <w:rPr>
                 <w:bCs/>
                 <w:b/>
+                <w:color w:val="1A1A1A"/>
+                <w:sz w:val="19"/>
               </w:rPr>
               <w:t xml:space="preserve">Estimated Labor Cost (₦):</w:t>
             </w:r>
           </w:p>
         </w:tc>
         <w:tc>
-          <w:tcPr/>
-          <w:p>
-            <w:pPr>
-              <w:pStyle w:val="Compact"/>
-              <w:jc w:val="left"/>
-            </w:pPr>
-            <w:r>
+          <w:tcPr>
+            <w:shd w:fill="E8F8FF" w:val="clear"/>
+          </w:tcPr>
+          <w:p>
+            <w:pPr>
+              <w:pStyle w:val="Compact"/>
+              <w:jc w:val="left"/>
+            </w:pPr>
+            <w:r>
+              <w:rPr>
+                <w:color w:val="1A1A1A"/>
+                <w:sz w:val="19"/>
+              </w:rPr>
               <w:t xml:space="preserve">__________________________________________</w:t>
             </w:r>
           </w:p>
@@ -1795,7 +2579,9 @@
       </w:tr>
       <w:tr>
         <w:tc>
-          <w:tcPr/>
+          <w:tcPr>
+            <w:shd w:fill="FFFFFF" w:val="clear"/>
+          </w:tcPr>
           <w:p>
             <w:pPr>
               <w:pStyle w:val="Compact"/>
@@ -1805,19 +2591,27 @@
               <w:rPr>
                 <w:bCs/>
                 <w:b/>
+                <w:color w:val="1A1A1A"/>
+                <w:sz w:val="19"/>
               </w:rPr>
               <w:t xml:space="preserve">Start Date:</w:t>
             </w:r>
           </w:p>
         </w:tc>
         <w:tc>
-          <w:tcPr/>
-          <w:p>
-            <w:pPr>
-              <w:pStyle w:val="Compact"/>
-              <w:jc w:val="left"/>
-            </w:pPr>
-            <w:r>
+          <w:tcPr>
+            <w:shd w:fill="FFFFFF" w:val="clear"/>
+          </w:tcPr>
+          <w:p>
+            <w:pPr>
+              <w:pStyle w:val="Compact"/>
+              <w:jc w:val="left"/>
+            </w:pPr>
+            <w:r>
+              <w:rPr>
+                <w:color w:val="1A1A1A"/>
+                <w:sz w:val="19"/>
+              </w:rPr>
               <w:t xml:space="preserve">______ / ______ / __________ (DD/MM/YYYY)</w:t>
             </w:r>
           </w:p>
@@ -1825,7 +2619,9 @@
       </w:tr>
       <w:tr>
         <w:tc>
-          <w:tcPr/>
+          <w:tcPr>
+            <w:shd w:fill="E8F8FF" w:val="clear"/>
+          </w:tcPr>
           <w:p>
             <w:pPr>
               <w:pStyle w:val="Compact"/>
@@ -1835,19 +2631,27 @@
               <w:rPr>
                 <w:bCs/>
                 <w:b/>
+                <w:color w:val="1A1A1A"/>
+                <w:sz w:val="19"/>
               </w:rPr>
               <w:t xml:space="preserve">Expected Completion Date:</w:t>
             </w:r>
           </w:p>
         </w:tc>
         <w:tc>
-          <w:tcPr/>
-          <w:p>
-            <w:pPr>
-              <w:pStyle w:val="Compact"/>
-              <w:jc w:val="left"/>
-            </w:pPr>
-            <w:r>
+          <w:tcPr>
+            <w:shd w:fill="E8F8FF" w:val="clear"/>
+          </w:tcPr>
+          <w:p>
+            <w:pPr>
+              <w:pStyle w:val="Compact"/>
+              <w:jc w:val="left"/>
+            </w:pPr>
+            <w:r>
+              <w:rPr>
+                <w:color w:val="1A1A1A"/>
+                <w:sz w:val="19"/>
+              </w:rPr>
               <w:t xml:space="preserve">______ / ______ / __________ (DD/MM/YYYY)</w:t>
             </w:r>
           </w:p>
@@ -1865,9 +2669,29 @@
     <w:bookmarkStart w:id="30" w:name="cost-estimate-summary"/>
     <w:p>
       <w:pPr>
+        <w:pBdr>
+          <w:top w:val="single" w:sz="18" w:space="1" w:color="F5A623"/>
+          <w:bottom w:val="single" w:sz="6" w:space="1" w:color="0099CC"/>
+        </w:pBdr>
+        <w:spacing w:before="200" w:after="200"/>
+      </w:pPr>
+    </w:p>
+    <w:p>
+      <w:pPr>
         <w:pStyle w:val="Heading2"/>
-      </w:pPr>
-      <w:r>
+        <w:rPr>
+          <w:color w:val="0099CC"/>
+        </w:rPr>
+        <w:pBdr>
+          <w:bottom w:val="single" w:sz="6" w:space="2" w:color="00BFFF"/>
+        </w:pBdr>
+      </w:pPr>
+      <w:r>
+        <w:rPr>
+          <w:b/>
+          <w:color w:val="0099CC"/>
+          <w:sz w:val="32"/>
+        </w:rPr>
         <w:t xml:space="preserve">COST ESTIMATE SUMMARY</w:t>
       </w:r>
     </w:p>
@@ -1877,6 +2701,14 @@
         <w:tblW w:type="auto" w:w="0"/>
         <w:tblLook w:firstRow="1" w:lastRow="0" w:firstColumn="0" w:lastColumn="0" w:noHBand="0" w:noVBand="0" w:val="0020"/>
         <w:jc w:val="start"/>
+        <w:tblBorders>
+          <w:top w:val="single" w:sz="4" w:space="0" w:color="B0D4E8"/>
+          <w:left w:val="single" w:sz="4" w:space="0" w:color="B0D4E8"/>
+          <w:bottom w:val="single" w:sz="4" w:space="0" w:color="B0D4E8"/>
+          <w:right w:val="single" w:sz="4" w:space="0" w:color="B0D4E8"/>
+          <w:insideH w:val="single" w:sz="4" w:space="0" w:color="B0D4E8"/>
+          <w:insideV w:val="single" w:sz="4" w:space="0" w:color="B0D4E8"/>
+        </w:tblBorders>
       </w:tblPr>
       <w:tblGrid>
         <w:gridCol w:w="3960"/>
@@ -1887,25 +2719,39 @@
           <w:tblHeader w:val="true"/>
         </w:trPr>
         <w:tc>
-          <w:tcPr/>
-          <w:p>
-            <w:pPr>
-              <w:pStyle w:val="Compact"/>
-              <w:jc w:val="left"/>
-            </w:pPr>
-            <w:r>
+          <w:tcPr>
+            <w:shd w:fill="0099CC" w:val="clear"/>
+          </w:tcPr>
+          <w:p>
+            <w:pPr>
+              <w:pStyle w:val="Compact"/>
+              <w:jc w:val="left"/>
+            </w:pPr>
+            <w:r>
+              <w:rPr>
+                <w:b/>
+                <w:color w:val="FFFFFF"/>
+                <w:sz w:val="20"/>
+              </w:rPr>
               <w:t xml:space="preserve">Item</w:t>
             </w:r>
           </w:p>
         </w:tc>
         <w:tc>
-          <w:tcPr/>
-          <w:p>
-            <w:pPr>
-              <w:pStyle w:val="Compact"/>
-              <w:jc w:val="left"/>
-            </w:pPr>
-            <w:r>
+          <w:tcPr>
+            <w:shd w:fill="0099CC" w:val="clear"/>
+          </w:tcPr>
+          <w:p>
+            <w:pPr>
+              <w:pStyle w:val="Compact"/>
+              <w:jc w:val="left"/>
+            </w:pPr>
+            <w:r>
+              <w:rPr>
+                <w:b/>
+                <w:color w:val="FFFFFF"/>
+                <w:sz w:val="20"/>
+              </w:rPr>
               <w:t xml:space="preserve">Amount (₦)</w:t>
             </w:r>
           </w:p>
@@ -1913,7 +2759,9 @@
       </w:tr>
       <w:tr>
         <w:tc>
-          <w:tcPr/>
+          <w:tcPr>
+            <w:shd w:fill="FFFFFF" w:val="clear"/>
+          </w:tcPr>
           <w:p>
             <w:pPr>
               <w:pStyle w:val="Compact"/>
@@ -1923,19 +2771,27 @@
               <w:rPr>
                 <w:bCs/>
                 <w:b/>
+                <w:color w:val="1A1A1A"/>
+                <w:sz w:val="19"/>
               </w:rPr>
               <w:t xml:space="preserve">Materials:</w:t>
             </w:r>
           </w:p>
         </w:tc>
         <w:tc>
-          <w:tcPr/>
-          <w:p>
-            <w:pPr>
-              <w:pStyle w:val="Compact"/>
-              <w:jc w:val="left"/>
-            </w:pPr>
-            <w:r>
+          <w:tcPr>
+            <w:shd w:fill="FFFFFF" w:val="clear"/>
+          </w:tcPr>
+          <w:p>
+            <w:pPr>
+              <w:pStyle w:val="Compact"/>
+              <w:jc w:val="left"/>
+            </w:pPr>
+            <w:r>
+              <w:rPr>
+                <w:color w:val="1A1A1A"/>
+                <w:sz w:val="19"/>
+              </w:rPr>
               <w:t xml:space="preserve">__________________________________________</w:t>
             </w:r>
           </w:p>
@@ -1943,7 +2799,9 @@
       </w:tr>
       <w:tr>
         <w:tc>
-          <w:tcPr/>
+          <w:tcPr>
+            <w:shd w:fill="E8F8FF" w:val="clear"/>
+          </w:tcPr>
           <w:p>
             <w:pPr>
               <w:pStyle w:val="Compact"/>
@@ -1953,19 +2811,27 @@
               <w:rPr>
                 <w:bCs/>
                 <w:b/>
+                <w:color w:val="1A1A1A"/>
+                <w:sz w:val="19"/>
               </w:rPr>
               <w:t xml:space="preserve">Labor:</w:t>
             </w:r>
           </w:p>
         </w:tc>
         <w:tc>
-          <w:tcPr/>
-          <w:p>
-            <w:pPr>
-              <w:pStyle w:val="Compact"/>
-              <w:jc w:val="left"/>
-            </w:pPr>
-            <w:r>
+          <w:tcPr>
+            <w:shd w:fill="E8F8FF" w:val="clear"/>
+          </w:tcPr>
+          <w:p>
+            <w:pPr>
+              <w:pStyle w:val="Compact"/>
+              <w:jc w:val="left"/>
+            </w:pPr>
+            <w:r>
+              <w:rPr>
+                <w:color w:val="1A1A1A"/>
+                <w:sz w:val="19"/>
+              </w:rPr>
               <w:t xml:space="preserve">__________________________________________</w:t>
             </w:r>
           </w:p>
@@ -1973,7 +2839,9 @@
       </w:tr>
       <w:tr>
         <w:tc>
-          <w:tcPr/>
+          <w:tcPr>
+            <w:shd w:fill="FFFFFF" w:val="clear"/>
+          </w:tcPr>
           <w:p>
             <w:pPr>
               <w:pStyle w:val="Compact"/>
@@ -1983,19 +2851,27 @@
               <w:rPr>
                 <w:bCs/>
                 <w:b/>
+                <w:color w:val="1A1A1A"/>
+                <w:sz w:val="19"/>
               </w:rPr>
               <w:t xml:space="preserve">Transport:</w:t>
             </w:r>
           </w:p>
         </w:tc>
         <w:tc>
-          <w:tcPr/>
-          <w:p>
-            <w:pPr>
-              <w:pStyle w:val="Compact"/>
-              <w:jc w:val="left"/>
-            </w:pPr>
-            <w:r>
+          <w:tcPr>
+            <w:shd w:fill="FFFFFF" w:val="clear"/>
+          </w:tcPr>
+          <w:p>
+            <w:pPr>
+              <w:pStyle w:val="Compact"/>
+              <w:jc w:val="left"/>
+            </w:pPr>
+            <w:r>
+              <w:rPr>
+                <w:color w:val="1A1A1A"/>
+                <w:sz w:val="19"/>
+              </w:rPr>
               <w:t xml:space="preserve">__________________________________________</w:t>
             </w:r>
           </w:p>
@@ -2003,7 +2879,9 @@
       </w:tr>
       <w:tr>
         <w:tc>
-          <w:tcPr/>
+          <w:tcPr>
+            <w:shd w:fill="E8F8FF" w:val="clear"/>
+          </w:tcPr>
           <w:p>
             <w:pPr>
               <w:pStyle w:val="Compact"/>
@@ -2013,19 +2891,27 @@
               <w:rPr>
                 <w:bCs/>
                 <w:b/>
+                <w:color w:val="1A1A1A"/>
+                <w:sz w:val="19"/>
               </w:rPr>
               <w:t xml:space="preserve">Other Costs:</w:t>
             </w:r>
           </w:p>
         </w:tc>
         <w:tc>
-          <w:tcPr/>
-          <w:p>
-            <w:pPr>
-              <w:pStyle w:val="Compact"/>
-              <w:jc w:val="left"/>
-            </w:pPr>
-            <w:r>
+          <w:tcPr>
+            <w:shd w:fill="E8F8FF" w:val="clear"/>
+          </w:tcPr>
+          <w:p>
+            <w:pPr>
+              <w:pStyle w:val="Compact"/>
+              <w:jc w:val="left"/>
+            </w:pPr>
+            <w:r>
+              <w:rPr>
+                <w:color w:val="1A1A1A"/>
+                <w:sz w:val="19"/>
+              </w:rPr>
               <w:t xml:space="preserve">__________________________________________</w:t>
             </w:r>
           </w:p>
@@ -2033,7 +2919,9 @@
       </w:tr>
       <w:tr>
         <w:tc>
-          <w:tcPr/>
+          <w:tcPr>
+            <w:shd w:fill="FFFFFF" w:val="clear"/>
+          </w:tcPr>
           <w:p>
             <w:pPr>
               <w:pStyle w:val="Compact"/>
@@ -2043,19 +2931,27 @@
               <w:rPr>
                 <w:bCs/>
                 <w:b/>
+                <w:color w:val="1A1A1A"/>
+                <w:sz w:val="19"/>
               </w:rPr>
               <w:t xml:space="preserve">ESTIMATED TOTAL:</w:t>
             </w:r>
           </w:p>
         </w:tc>
         <w:tc>
-          <w:tcPr/>
-          <w:p>
-            <w:pPr>
-              <w:pStyle w:val="Compact"/>
-              <w:jc w:val="left"/>
-            </w:pPr>
-            <w:r>
+          <w:tcPr>
+            <w:shd w:fill="FFFFFF" w:val="clear"/>
+          </w:tcPr>
+          <w:p>
+            <w:pPr>
+              <w:pStyle w:val="Compact"/>
+              <w:jc w:val="left"/>
+            </w:pPr>
+            <w:r>
+              <w:rPr>
+                <w:color w:val="1A1A1A"/>
+                <w:sz w:val="19"/>
+              </w:rPr>
               <w:t xml:space="preserve">__________________________________________</w:t>
             </w:r>
           </w:p>
@@ -2073,9 +2969,29 @@
     <w:bookmarkStart w:id="31" w:name="authorization"/>
     <w:p>
       <w:pPr>
+        <w:pBdr>
+          <w:top w:val="single" w:sz="18" w:space="1" w:color="F5A623"/>
+          <w:bottom w:val="single" w:sz="6" w:space="1" w:color="0099CC"/>
+        </w:pBdr>
+        <w:spacing w:before="200" w:after="200"/>
+      </w:pPr>
+    </w:p>
+    <w:p>
+      <w:pPr>
         <w:pStyle w:val="Heading2"/>
-      </w:pPr>
-      <w:r>
+        <w:rPr>
+          <w:color w:val="0099CC"/>
+        </w:rPr>
+        <w:pBdr>
+          <w:bottom w:val="single" w:sz="6" w:space="2" w:color="00BFFF"/>
+        </w:pBdr>
+      </w:pPr>
+      <w:r>
+        <w:rPr>
+          <w:b/>
+          <w:color w:val="0099CC"/>
+          <w:sz w:val="32"/>
+        </w:rPr>
         <w:t xml:space="preserve">AUTHORIZATION</w:t>
       </w:r>
     </w:p>
@@ -2085,6 +3001,14 @@
         <w:tblW w:type="pct" w:w="5000"/>
         <w:tblLook w:firstRow="1" w:lastRow="0" w:firstColumn="0" w:lastColumn="0" w:noHBand="0" w:noVBand="0" w:val="0020"/>
         <w:jc w:val="start"/>
+        <w:tblBorders>
+          <w:top w:val="single" w:sz="4" w:space="0" w:color="B0D4E8"/>
+          <w:left w:val="single" w:sz="4" w:space="0" w:color="B0D4E8"/>
+          <w:bottom w:val="single" w:sz="4" w:space="0" w:color="B0D4E8"/>
+          <w:right w:val="single" w:sz="4" w:space="0" w:color="B0D4E8"/>
+          <w:insideH w:val="single" w:sz="4" w:space="0" w:color="B0D4E8"/>
+          <w:insideV w:val="single" w:sz="4" w:space="0" w:color="B0D4E8"/>
+        </w:tblBorders>
       </w:tblPr>
       <w:tblGrid>
         <w:gridCol w:w="1980"/>
@@ -2097,49 +3021,77 @@
           <w:tblHeader w:val="true"/>
         </w:trPr>
         <w:tc>
-          <w:tcPr/>
-          <w:p>
-            <w:pPr>
-              <w:pStyle w:val="Compact"/>
-              <w:jc w:val="left"/>
-            </w:pPr>
-            <w:r>
+          <w:tcPr>
+            <w:shd w:fill="0099CC" w:val="clear"/>
+          </w:tcPr>
+          <w:p>
+            <w:pPr>
+              <w:pStyle w:val="Compact"/>
+              <w:jc w:val="left"/>
+            </w:pPr>
+            <w:r>
+              <w:rPr>
+                <w:b/>
+                <w:color w:val="FFFFFF"/>
+                <w:sz w:val="20"/>
+              </w:rPr>
               <w:t xml:space="preserve">Role</w:t>
             </w:r>
           </w:p>
         </w:tc>
         <w:tc>
-          <w:tcPr/>
-          <w:p>
-            <w:pPr>
-              <w:pStyle w:val="Compact"/>
-              <w:jc w:val="left"/>
-            </w:pPr>
-            <w:r>
+          <w:tcPr>
+            <w:shd w:fill="0099CC" w:val="clear"/>
+          </w:tcPr>
+          <w:p>
+            <w:pPr>
+              <w:pStyle w:val="Compact"/>
+              <w:jc w:val="left"/>
+            </w:pPr>
+            <w:r>
+              <w:rPr>
+                <w:b/>
+                <w:color w:val="FFFFFF"/>
+                <w:sz w:val="20"/>
+              </w:rPr>
               <w:t xml:space="preserve">Name</w:t>
             </w:r>
           </w:p>
         </w:tc>
         <w:tc>
-          <w:tcPr/>
-          <w:p>
-            <w:pPr>
-              <w:pStyle w:val="Compact"/>
-              <w:jc w:val="left"/>
-            </w:pPr>
-            <w:r>
+          <w:tcPr>
+            <w:shd w:fill="0099CC" w:val="clear"/>
+          </w:tcPr>
+          <w:p>
+            <w:pPr>
+              <w:pStyle w:val="Compact"/>
+              <w:jc w:val="left"/>
+            </w:pPr>
+            <w:r>
+              <w:rPr>
+                <w:b/>
+                <w:color w:val="FFFFFF"/>
+                <w:sz w:val="20"/>
+              </w:rPr>
               <w:t xml:space="preserve">Signature</w:t>
             </w:r>
           </w:p>
         </w:tc>
         <w:tc>
-          <w:tcPr/>
-          <w:p>
-            <w:pPr>
-              <w:pStyle w:val="Compact"/>
-              <w:jc w:val="left"/>
-            </w:pPr>
-            <w:r>
+          <w:tcPr>
+            <w:shd w:fill="0099CC" w:val="clear"/>
+          </w:tcPr>
+          <w:p>
+            <w:pPr>
+              <w:pStyle w:val="Compact"/>
+              <w:jc w:val="left"/>
+            </w:pPr>
+            <w:r>
+              <w:rPr>
+                <w:b/>
+                <w:color w:val="FFFFFF"/>
+                <w:sz w:val="20"/>
+              </w:rPr>
               <w:t xml:space="preserve">Date</w:t>
             </w:r>
           </w:p>
@@ -2147,7 +3099,9 @@
       </w:tr>
       <w:tr>
         <w:tc>
-          <w:tcPr/>
+          <w:tcPr>
+            <w:shd w:fill="FFFFFF" w:val="clear"/>
+          </w:tcPr>
           <w:p>
             <w:pPr>
               <w:pStyle w:val="Compact"/>
@@ -2157,43 +3111,63 @@
               <w:rPr>
                 <w:bCs/>
                 <w:b/>
+                <w:color w:val="1A1A1A"/>
+                <w:sz w:val="19"/>
               </w:rPr>
               <w:t xml:space="preserve">Requested By:</w:t>
             </w:r>
           </w:p>
         </w:tc>
         <w:tc>
-          <w:tcPr/>
-          <w:p>
-            <w:pPr>
-              <w:pStyle w:val="Compact"/>
-              <w:jc w:val="left"/>
-            </w:pPr>
-            <w:r>
+          <w:tcPr>
+            <w:shd w:fill="FFFFFF" w:val="clear"/>
+          </w:tcPr>
+          <w:p>
+            <w:pPr>
+              <w:pStyle w:val="Compact"/>
+              <w:jc w:val="left"/>
+            </w:pPr>
+            <w:r>
+              <w:rPr>
+                <w:color w:val="1A1A1A"/>
+                <w:sz w:val="19"/>
+              </w:rPr>
               <w:t xml:space="preserve">__________________</w:t>
             </w:r>
           </w:p>
         </w:tc>
         <w:tc>
-          <w:tcPr/>
-          <w:p>
-            <w:pPr>
-              <w:pStyle w:val="Compact"/>
-              <w:jc w:val="left"/>
-            </w:pPr>
-            <w:r>
+          <w:tcPr>
+            <w:shd w:fill="FFFFFF" w:val="clear"/>
+          </w:tcPr>
+          <w:p>
+            <w:pPr>
+              <w:pStyle w:val="Compact"/>
+              <w:jc w:val="left"/>
+            </w:pPr>
+            <w:r>
+              <w:rPr>
+                <w:color w:val="1A1A1A"/>
+                <w:sz w:val="19"/>
+              </w:rPr>
               <w:t xml:space="preserve">__________________</w:t>
             </w:r>
           </w:p>
         </w:tc>
         <w:tc>
-          <w:tcPr/>
-          <w:p>
-            <w:pPr>
-              <w:pStyle w:val="Compact"/>
-              <w:jc w:val="left"/>
-            </w:pPr>
-            <w:r>
+          <w:tcPr>
+            <w:shd w:fill="FFFFFF" w:val="clear"/>
+          </w:tcPr>
+          <w:p>
+            <w:pPr>
+              <w:pStyle w:val="Compact"/>
+              <w:jc w:val="left"/>
+            </w:pPr>
+            <w:r>
+              <w:rPr>
+                <w:color w:val="1A1A1A"/>
+                <w:sz w:val="19"/>
+              </w:rPr>
               <w:t xml:space="preserve">____/____/________</w:t>
             </w:r>
           </w:p>
@@ -2201,7 +3175,9 @@
       </w:tr>
       <w:tr>
         <w:tc>
-          <w:tcPr/>
+          <w:tcPr>
+            <w:shd w:fill="E8F8FF" w:val="clear"/>
+          </w:tcPr>
           <w:p>
             <w:pPr>
               <w:pStyle w:val="Compact"/>
@@ -2211,43 +3187,63 @@
               <w:rPr>
                 <w:bCs/>
                 <w:b/>
+                <w:color w:val="1A1A1A"/>
+                <w:sz w:val="19"/>
               </w:rPr>
               <w:t xml:space="preserve">Approved By (Department Head):</w:t>
             </w:r>
           </w:p>
         </w:tc>
         <w:tc>
-          <w:tcPr/>
-          <w:p>
-            <w:pPr>
-              <w:pStyle w:val="Compact"/>
-              <w:jc w:val="left"/>
-            </w:pPr>
-            <w:r>
+          <w:tcPr>
+            <w:shd w:fill="E8F8FF" w:val="clear"/>
+          </w:tcPr>
+          <w:p>
+            <w:pPr>
+              <w:pStyle w:val="Compact"/>
+              <w:jc w:val="left"/>
+            </w:pPr>
+            <w:r>
+              <w:rPr>
+                <w:color w:val="1A1A1A"/>
+                <w:sz w:val="19"/>
+              </w:rPr>
               <w:t xml:space="preserve">__________________</w:t>
             </w:r>
           </w:p>
         </w:tc>
         <w:tc>
-          <w:tcPr/>
-          <w:p>
-            <w:pPr>
-              <w:pStyle w:val="Compact"/>
-              <w:jc w:val="left"/>
-            </w:pPr>
-            <w:r>
+          <w:tcPr>
+            <w:shd w:fill="E8F8FF" w:val="clear"/>
+          </w:tcPr>
+          <w:p>
+            <w:pPr>
+              <w:pStyle w:val="Compact"/>
+              <w:jc w:val="left"/>
+            </w:pPr>
+            <w:r>
+              <w:rPr>
+                <w:color w:val="1A1A1A"/>
+                <w:sz w:val="19"/>
+              </w:rPr>
               <w:t xml:space="preserve">__________________</w:t>
             </w:r>
           </w:p>
         </w:tc>
         <w:tc>
-          <w:tcPr/>
-          <w:p>
-            <w:pPr>
-              <w:pStyle w:val="Compact"/>
-              <w:jc w:val="left"/>
-            </w:pPr>
-            <w:r>
+          <w:tcPr>
+            <w:shd w:fill="E8F8FF" w:val="clear"/>
+          </w:tcPr>
+          <w:p>
+            <w:pPr>
+              <w:pStyle w:val="Compact"/>
+              <w:jc w:val="left"/>
+            </w:pPr>
+            <w:r>
+              <w:rPr>
+                <w:color w:val="1A1A1A"/>
+                <w:sz w:val="19"/>
+              </w:rPr>
               <w:t xml:space="preserve">____/____/________</w:t>
             </w:r>
           </w:p>
@@ -2255,7 +3251,9 @@
       </w:tr>
       <w:tr>
         <w:tc>
-          <w:tcPr/>
+          <w:tcPr>
+            <w:shd w:fill="FFFFFF" w:val="clear"/>
+          </w:tcPr>
           <w:p>
             <w:pPr>
               <w:pStyle w:val="Compact"/>
@@ -2265,43 +3263,63 @@
               <w:rPr>
                 <w:bCs/>
                 <w:b/>
+                <w:color w:val="1A1A1A"/>
+                <w:sz w:val="19"/>
               </w:rPr>
               <w:t xml:space="preserve">Authorized By (MD/CEO):</w:t>
             </w:r>
           </w:p>
         </w:tc>
         <w:tc>
-          <w:tcPr/>
-          <w:p>
-            <w:pPr>
-              <w:pStyle w:val="Compact"/>
-              <w:jc w:val="left"/>
-            </w:pPr>
-            <w:r>
+          <w:tcPr>
+            <w:shd w:fill="FFFFFF" w:val="clear"/>
+          </w:tcPr>
+          <w:p>
+            <w:pPr>
+              <w:pStyle w:val="Compact"/>
+              <w:jc w:val="left"/>
+            </w:pPr>
+            <w:r>
+              <w:rPr>
+                <w:color w:val="1A1A1A"/>
+                <w:sz w:val="19"/>
+              </w:rPr>
               <w:t xml:space="preserve">__________________</w:t>
             </w:r>
           </w:p>
         </w:tc>
         <w:tc>
-          <w:tcPr/>
-          <w:p>
-            <w:pPr>
-              <w:pStyle w:val="Compact"/>
-              <w:jc w:val="left"/>
-            </w:pPr>
-            <w:r>
+          <w:tcPr>
+            <w:shd w:fill="FFFFFF" w:val="clear"/>
+          </w:tcPr>
+          <w:p>
+            <w:pPr>
+              <w:pStyle w:val="Compact"/>
+              <w:jc w:val="left"/>
+            </w:pPr>
+            <w:r>
+              <w:rPr>
+                <w:color w:val="1A1A1A"/>
+                <w:sz w:val="19"/>
+              </w:rPr>
               <w:t xml:space="preserve">__________________</w:t>
             </w:r>
           </w:p>
         </w:tc>
         <w:tc>
-          <w:tcPr/>
-          <w:p>
-            <w:pPr>
-              <w:pStyle w:val="Compact"/>
-              <w:jc w:val="left"/>
-            </w:pPr>
-            <w:r>
+          <w:tcPr>
+            <w:shd w:fill="FFFFFF" w:val="clear"/>
+          </w:tcPr>
+          <w:p>
+            <w:pPr>
+              <w:pStyle w:val="Compact"/>
+              <w:jc w:val="left"/>
+            </w:pPr>
+            <w:r>
+              <w:rPr>
+                <w:color w:val="1A1A1A"/>
+                <w:sz w:val="19"/>
+              </w:rPr>
               <w:t xml:space="preserve">____/____/________</w:t>
             </w:r>
           </w:p>
@@ -2309,7 +3327,9 @@
       </w:tr>
       <w:tr>
         <w:tc>
-          <w:tcPr/>
+          <w:tcPr>
+            <w:shd w:fill="E8F8FF" w:val="clear"/>
+          </w:tcPr>
           <w:p>
             <w:pPr>
               <w:pStyle w:val="Compact"/>
@@ -2319,43 +3339,63 @@
               <w:rPr>
                 <w:bCs/>
                 <w:b/>
+                <w:color w:val="1A1A1A"/>
+                <w:sz w:val="19"/>
               </w:rPr>
               <w:t xml:space="preserve">Assigned Technician/Team Lead:</w:t>
             </w:r>
           </w:p>
         </w:tc>
         <w:tc>
-          <w:tcPr/>
-          <w:p>
-            <w:pPr>
-              <w:pStyle w:val="Compact"/>
-              <w:jc w:val="left"/>
-            </w:pPr>
-            <w:r>
+          <w:tcPr>
+            <w:shd w:fill="E8F8FF" w:val="clear"/>
+          </w:tcPr>
+          <w:p>
+            <w:pPr>
+              <w:pStyle w:val="Compact"/>
+              <w:jc w:val="left"/>
+            </w:pPr>
+            <w:r>
+              <w:rPr>
+                <w:color w:val="1A1A1A"/>
+                <w:sz w:val="19"/>
+              </w:rPr>
               <w:t xml:space="preserve">__________________</w:t>
             </w:r>
           </w:p>
         </w:tc>
         <w:tc>
-          <w:tcPr/>
-          <w:p>
-            <w:pPr>
-              <w:pStyle w:val="Compact"/>
-              <w:jc w:val="left"/>
-            </w:pPr>
-            <w:r>
+          <w:tcPr>
+            <w:shd w:fill="E8F8FF" w:val="clear"/>
+          </w:tcPr>
+          <w:p>
+            <w:pPr>
+              <w:pStyle w:val="Compact"/>
+              <w:jc w:val="left"/>
+            </w:pPr>
+            <w:r>
+              <w:rPr>
+                <w:color w:val="1A1A1A"/>
+                <w:sz w:val="19"/>
+              </w:rPr>
               <w:t xml:space="preserve">__________________</w:t>
             </w:r>
           </w:p>
         </w:tc>
         <w:tc>
-          <w:tcPr/>
-          <w:p>
-            <w:pPr>
-              <w:pStyle w:val="Compact"/>
-              <w:jc w:val="left"/>
-            </w:pPr>
-            <w:r>
+          <w:tcPr>
+            <w:shd w:fill="E8F8FF" w:val="clear"/>
+          </w:tcPr>
+          <w:p>
+            <w:pPr>
+              <w:pStyle w:val="Compact"/>
+              <w:jc w:val="left"/>
+            </w:pPr>
+            <w:r>
+              <w:rPr>
+                <w:color w:val="1A1A1A"/>
+                <w:sz w:val="19"/>
+              </w:rPr>
               <w:t xml:space="preserve">____/____/________</w:t>
             </w:r>
           </w:p>
@@ -2373,9 +3413,29 @@
     <w:bookmarkStart w:id="32" w:name="completion-report"/>
     <w:p>
       <w:pPr>
+        <w:pBdr>
+          <w:top w:val="single" w:sz="18" w:space="1" w:color="F5A623"/>
+          <w:bottom w:val="single" w:sz="6" w:space="1" w:color="0099CC"/>
+        </w:pBdr>
+        <w:spacing w:before="200" w:after="200"/>
+      </w:pPr>
+    </w:p>
+    <w:p>
+      <w:pPr>
         <w:pStyle w:val="Heading2"/>
-      </w:pPr>
-      <w:r>
+        <w:rPr>
+          <w:color w:val="0099CC"/>
+        </w:rPr>
+        <w:pBdr>
+          <w:bottom w:val="single" w:sz="6" w:space="2" w:color="00BFFF"/>
+        </w:pBdr>
+      </w:pPr>
+      <w:r>
+        <w:rPr>
+          <w:b/>
+          <w:color w:val="0099CC"/>
+          <w:sz w:val="32"/>
+        </w:rPr>
         <w:t xml:space="preserve">COMPLETION REPORT</w:t>
       </w:r>
     </w:p>
@@ -2397,6 +3457,14 @@
         <w:tblW w:type="pct" w:w="5000"/>
         <w:tblLook w:firstRow="1" w:lastRow="0" w:firstColumn="0" w:lastColumn="0" w:noHBand="0" w:noVBand="0" w:val="0020"/>
         <w:jc w:val="start"/>
+        <w:tblBorders>
+          <w:top w:val="single" w:sz="4" w:space="0" w:color="B0D4E8"/>
+          <w:left w:val="single" w:sz="4" w:space="0" w:color="B0D4E8"/>
+          <w:bottom w:val="single" w:sz="4" w:space="0" w:color="B0D4E8"/>
+          <w:right w:val="single" w:sz="4" w:space="0" w:color="B0D4E8"/>
+          <w:insideH w:val="single" w:sz="4" w:space="0" w:color="B0D4E8"/>
+          <w:insideV w:val="single" w:sz="4" w:space="0" w:color="B0D4E8"/>
+        </w:tblBorders>
       </w:tblPr>
       <w:tblGrid>
         <w:gridCol w:w="3960"/>
@@ -2407,25 +3475,39 @@
           <w:tblHeader w:val="true"/>
         </w:trPr>
         <w:tc>
-          <w:tcPr/>
-          <w:p>
-            <w:pPr>
-              <w:pStyle w:val="Compact"/>
-              <w:jc w:val="left"/>
-            </w:pPr>
-            <w:r>
+          <w:tcPr>
+            <w:shd w:fill="0099CC" w:val="clear"/>
+          </w:tcPr>
+          <w:p>
+            <w:pPr>
+              <w:pStyle w:val="Compact"/>
+              <w:jc w:val="left"/>
+            </w:pPr>
+            <w:r>
+              <w:rPr>
+                <w:b/>
+                <w:color w:val="FFFFFF"/>
+                <w:sz w:val="20"/>
+              </w:rPr>
               <w:t xml:space="preserve">Field</w:t>
             </w:r>
           </w:p>
         </w:tc>
         <w:tc>
-          <w:tcPr/>
-          <w:p>
-            <w:pPr>
-              <w:pStyle w:val="Compact"/>
-              <w:jc w:val="left"/>
-            </w:pPr>
-            <w:r>
+          <w:tcPr>
+            <w:shd w:fill="0099CC" w:val="clear"/>
+          </w:tcPr>
+          <w:p>
+            <w:pPr>
+              <w:pStyle w:val="Compact"/>
+              <w:jc w:val="left"/>
+            </w:pPr>
+            <w:r>
+              <w:rPr>
+                <w:b/>
+                <w:color w:val="FFFFFF"/>
+                <w:sz w:val="20"/>
+              </w:rPr>
               <w:t xml:space="preserve">Details</w:t>
             </w:r>
           </w:p>
@@ -2433,7 +3515,9 @@
       </w:tr>
       <w:tr>
         <w:tc>
-          <w:tcPr/>
+          <w:tcPr>
+            <w:shd w:fill="FFFFFF" w:val="clear"/>
+          </w:tcPr>
           <w:p>
             <w:pPr>
               <w:pStyle w:val="Compact"/>
@@ -2443,19 +3527,27 @@
               <w:rPr>
                 <w:bCs/>
                 <w:b/>
+                <w:color w:val="1A1A1A"/>
+                <w:sz w:val="19"/>
               </w:rPr>
               <w:t xml:space="preserve">Actual Start Date:</w:t>
             </w:r>
           </w:p>
         </w:tc>
         <w:tc>
-          <w:tcPr/>
-          <w:p>
-            <w:pPr>
-              <w:pStyle w:val="Compact"/>
-              <w:jc w:val="left"/>
-            </w:pPr>
-            <w:r>
+          <w:tcPr>
+            <w:shd w:fill="FFFFFF" w:val="clear"/>
+          </w:tcPr>
+          <w:p>
+            <w:pPr>
+              <w:pStyle w:val="Compact"/>
+              <w:jc w:val="left"/>
+            </w:pPr>
+            <w:r>
+              <w:rPr>
+                <w:color w:val="1A1A1A"/>
+                <w:sz w:val="19"/>
+              </w:rPr>
               <w:t xml:space="preserve">______ / ______ / __________ (DD/MM/YYYY)</w:t>
             </w:r>
           </w:p>
@@ -2463,7 +3555,9 @@
       </w:tr>
       <w:tr>
         <w:tc>
-          <w:tcPr/>
+          <w:tcPr>
+            <w:shd w:fill="E8F8FF" w:val="clear"/>
+          </w:tcPr>
           <w:p>
             <w:pPr>
               <w:pStyle w:val="Compact"/>
@@ -2473,19 +3567,27 @@
               <w:rPr>
                 <w:bCs/>
                 <w:b/>
+                <w:color w:val="1A1A1A"/>
+                <w:sz w:val="19"/>
               </w:rPr>
               <w:t xml:space="preserve">Actual Completion Date:</w:t>
             </w:r>
           </w:p>
         </w:tc>
         <w:tc>
-          <w:tcPr/>
-          <w:p>
-            <w:pPr>
-              <w:pStyle w:val="Compact"/>
-              <w:jc w:val="left"/>
-            </w:pPr>
-            <w:r>
+          <w:tcPr>
+            <w:shd w:fill="E8F8FF" w:val="clear"/>
+          </w:tcPr>
+          <w:p>
+            <w:pPr>
+              <w:pStyle w:val="Compact"/>
+              <w:jc w:val="left"/>
+            </w:pPr>
+            <w:r>
+              <w:rPr>
+                <w:color w:val="1A1A1A"/>
+                <w:sz w:val="19"/>
+              </w:rPr>
               <w:t xml:space="preserve">______ / ______ / __________ (DD/MM/YYYY)</w:t>
             </w:r>
           </w:p>
@@ -2493,7 +3595,9 @@
       </w:tr>
       <w:tr>
         <w:tc>
-          <w:tcPr/>
+          <w:tcPr>
+            <w:shd w:fill="FFFFFF" w:val="clear"/>
+          </w:tcPr>
           <w:p>
             <w:pPr>
               <w:pStyle w:val="Compact"/>
@@ -2503,19 +3607,27 @@
               <w:rPr>
                 <w:bCs/>
                 <w:b/>
+                <w:color w:val="1A1A1A"/>
+                <w:sz w:val="19"/>
               </w:rPr>
               <w:t xml:space="preserve">Total Hours/Days Worked:</w:t>
             </w:r>
           </w:p>
         </w:tc>
         <w:tc>
-          <w:tcPr/>
-          <w:p>
-            <w:pPr>
-              <w:pStyle w:val="Compact"/>
-              <w:jc w:val="left"/>
-            </w:pPr>
-            <w:r>
+          <w:tcPr>
+            <w:shd w:fill="FFFFFF" w:val="clear"/>
+          </w:tcPr>
+          <w:p>
+            <w:pPr>
+              <w:pStyle w:val="Compact"/>
+              <w:jc w:val="left"/>
+            </w:pPr>
+            <w:r>
+              <w:rPr>
+                <w:color w:val="1A1A1A"/>
+                <w:sz w:val="19"/>
+              </w:rPr>
               <w:t xml:space="preserve">__________________________________________</w:t>
             </w:r>
           </w:p>
@@ -2573,6 +3685,14 @@
         <w:tblW w:type="auto" w:w="0"/>
         <w:tblLook w:firstRow="1" w:lastRow="0" w:firstColumn="0" w:lastColumn="0" w:noHBand="0" w:noVBand="0" w:val="0020"/>
         <w:jc w:val="start"/>
+        <w:tblBorders>
+          <w:top w:val="single" w:sz="4" w:space="0" w:color="B0D4E8"/>
+          <w:left w:val="single" w:sz="4" w:space="0" w:color="B0D4E8"/>
+          <w:bottom w:val="single" w:sz="4" w:space="0" w:color="B0D4E8"/>
+          <w:right w:val="single" w:sz="4" w:space="0" w:color="B0D4E8"/>
+          <w:insideH w:val="single" w:sz="4" w:space="0" w:color="B0D4E8"/>
+          <w:insideV w:val="single" w:sz="4" w:space="0" w:color="B0D4E8"/>
+        </w:tblBorders>
       </w:tblPr>
       <w:tblGrid>
         <w:gridCol w:w="1980"/>
@@ -2585,49 +3705,77 @@
           <w:tblHeader w:val="true"/>
         </w:trPr>
         <w:tc>
-          <w:tcPr/>
-          <w:p>
-            <w:pPr>
-              <w:pStyle w:val="Compact"/>
-              <w:jc w:val="left"/>
-            </w:pPr>
-            <w:r>
+          <w:tcPr>
+            <w:shd w:fill="0099CC" w:val="clear"/>
+          </w:tcPr>
+          <w:p>
+            <w:pPr>
+              <w:pStyle w:val="Compact"/>
+              <w:jc w:val="left"/>
+            </w:pPr>
+            <w:r>
+              <w:rPr>
+                <w:b/>
+                <w:color w:val="FFFFFF"/>
+                <w:sz w:val="20"/>
+              </w:rPr>
               <w:t xml:space="preserve">S/N</w:t>
             </w:r>
           </w:p>
         </w:tc>
         <w:tc>
-          <w:tcPr/>
-          <w:p>
-            <w:pPr>
-              <w:pStyle w:val="Compact"/>
-              <w:jc w:val="left"/>
-            </w:pPr>
-            <w:r>
+          <w:tcPr>
+            <w:shd w:fill="0099CC" w:val="clear"/>
+          </w:tcPr>
+          <w:p>
+            <w:pPr>
+              <w:pStyle w:val="Compact"/>
+              <w:jc w:val="left"/>
+            </w:pPr>
+            <w:r>
+              <w:rPr>
+                <w:b/>
+                <w:color w:val="FFFFFF"/>
+                <w:sz w:val="20"/>
+              </w:rPr>
               <w:t xml:space="preserve">Item</w:t>
             </w:r>
           </w:p>
         </w:tc>
         <w:tc>
-          <w:tcPr/>
-          <w:p>
-            <w:pPr>
-              <w:pStyle w:val="Compact"/>
-              <w:jc w:val="left"/>
-            </w:pPr>
-            <w:r>
+          <w:tcPr>
+            <w:shd w:fill="0099CC" w:val="clear"/>
+          </w:tcPr>
+          <w:p>
+            <w:pPr>
+              <w:pStyle w:val="Compact"/>
+              <w:jc w:val="left"/>
+            </w:pPr>
+            <w:r>
+              <w:rPr>
+                <w:b/>
+                <w:color w:val="FFFFFF"/>
+                <w:sz w:val="20"/>
+              </w:rPr>
               <w:t xml:space="preserve">Qty Used</w:t>
             </w:r>
           </w:p>
         </w:tc>
         <w:tc>
-          <w:tcPr/>
-          <w:p>
-            <w:pPr>
-              <w:pStyle w:val="Compact"/>
-              <w:jc w:val="left"/>
-            </w:pPr>
-            <w:r>
+          <w:tcPr>
+            <w:shd w:fill="0099CC" w:val="clear"/>
+          </w:tcPr>
+          <w:p>
+            <w:pPr>
+              <w:pStyle w:val="Compact"/>
+              <w:jc w:val="left"/>
+            </w:pPr>
+            <w:r>
+              <w:rPr>
+                <w:b/>
+                <w:color w:val="FFFFFF"/>
+                <w:sz w:val="20"/>
+              </w:rPr>
               <w:t xml:space="preserve">Actual Cost (₦)</w:t>
             </w:r>
           </w:p>
@@ -2635,111 +3783,147 @@
       </w:tr>
       <w:tr>
         <w:tc>
-          <w:tcPr/>
-          <w:p>
-            <w:pPr>
-              <w:pStyle w:val="Compact"/>
-              <w:jc w:val="left"/>
-            </w:pPr>
-            <w:r>
+          <w:tcPr>
+            <w:shd w:fill="FFFFFF" w:val="clear"/>
+          </w:tcPr>
+          <w:p>
+            <w:pPr>
+              <w:pStyle w:val="Compact"/>
+              <w:jc w:val="left"/>
+            </w:pPr>
+            <w:r>
+              <w:rPr>
+                <w:color w:val="1A1A1A"/>
+                <w:sz w:val="19"/>
+              </w:rPr>
               <w:t xml:space="preserve">1</w:t>
             </w:r>
           </w:p>
         </w:tc>
         <w:tc>
-          <w:tcPr/>
-          <w:p>
-            <w:pPr>
-              <w:pStyle w:val="Compact"/>
-            </w:pPr>
-          </w:p>
-        </w:tc>
-        <w:tc>
-          <w:tcPr/>
-          <w:p>
-            <w:pPr>
-              <w:pStyle w:val="Compact"/>
-            </w:pPr>
-          </w:p>
-        </w:tc>
-        <w:tc>
-          <w:tcPr/>
-          <w:p>
-            <w:pPr>
-              <w:pStyle w:val="Compact"/>
-            </w:pPr>
-          </w:p>
-        </w:tc>
-      </w:tr>
-      <w:tr>
-        <w:tc>
-          <w:tcPr/>
-          <w:p>
-            <w:pPr>
-              <w:pStyle w:val="Compact"/>
-              <w:jc w:val="left"/>
-            </w:pPr>
-            <w:r>
+          <w:tcPr>
+            <w:shd w:fill="FFFFFF" w:val="clear"/>
+          </w:tcPr>
+          <w:p>
+            <w:pPr>
+              <w:pStyle w:val="Compact"/>
+            </w:pPr>
+          </w:p>
+        </w:tc>
+        <w:tc>
+          <w:tcPr>
+            <w:shd w:fill="FFFFFF" w:val="clear"/>
+          </w:tcPr>
+          <w:p>
+            <w:pPr>
+              <w:pStyle w:val="Compact"/>
+            </w:pPr>
+          </w:p>
+        </w:tc>
+        <w:tc>
+          <w:tcPr>
+            <w:shd w:fill="FFFFFF" w:val="clear"/>
+          </w:tcPr>
+          <w:p>
+            <w:pPr>
+              <w:pStyle w:val="Compact"/>
+            </w:pPr>
+          </w:p>
+        </w:tc>
+      </w:tr>
+      <w:tr>
+        <w:tc>
+          <w:tcPr>
+            <w:shd w:fill="E8F8FF" w:val="clear"/>
+          </w:tcPr>
+          <w:p>
+            <w:pPr>
+              <w:pStyle w:val="Compact"/>
+              <w:jc w:val="left"/>
+            </w:pPr>
+            <w:r>
+              <w:rPr>
+                <w:color w:val="1A1A1A"/>
+                <w:sz w:val="19"/>
+              </w:rPr>
               <w:t xml:space="preserve">2</w:t>
             </w:r>
           </w:p>
         </w:tc>
         <w:tc>
-          <w:tcPr/>
-          <w:p>
-            <w:pPr>
-              <w:pStyle w:val="Compact"/>
-            </w:pPr>
-          </w:p>
-        </w:tc>
-        <w:tc>
-          <w:tcPr/>
-          <w:p>
-            <w:pPr>
-              <w:pStyle w:val="Compact"/>
-            </w:pPr>
-          </w:p>
-        </w:tc>
-        <w:tc>
-          <w:tcPr/>
-          <w:p>
-            <w:pPr>
-              <w:pStyle w:val="Compact"/>
-            </w:pPr>
-          </w:p>
-        </w:tc>
-      </w:tr>
-      <w:tr>
-        <w:tc>
-          <w:tcPr/>
-          <w:p>
-            <w:pPr>
-              <w:pStyle w:val="Compact"/>
-              <w:jc w:val="left"/>
-            </w:pPr>
-            <w:r>
+          <w:tcPr>
+            <w:shd w:fill="E8F8FF" w:val="clear"/>
+          </w:tcPr>
+          <w:p>
+            <w:pPr>
+              <w:pStyle w:val="Compact"/>
+            </w:pPr>
+          </w:p>
+        </w:tc>
+        <w:tc>
+          <w:tcPr>
+            <w:shd w:fill="E8F8FF" w:val="clear"/>
+          </w:tcPr>
+          <w:p>
+            <w:pPr>
+              <w:pStyle w:val="Compact"/>
+            </w:pPr>
+          </w:p>
+        </w:tc>
+        <w:tc>
+          <w:tcPr>
+            <w:shd w:fill="E8F8FF" w:val="clear"/>
+          </w:tcPr>
+          <w:p>
+            <w:pPr>
+              <w:pStyle w:val="Compact"/>
+            </w:pPr>
+          </w:p>
+        </w:tc>
+      </w:tr>
+      <w:tr>
+        <w:tc>
+          <w:tcPr>
+            <w:shd w:fill="FFFFFF" w:val="clear"/>
+          </w:tcPr>
+          <w:p>
+            <w:pPr>
+              <w:pStyle w:val="Compact"/>
+              <w:jc w:val="left"/>
+            </w:pPr>
+            <w:r>
+              <w:rPr>
+                <w:color w:val="1A1A1A"/>
+                <w:sz w:val="19"/>
+              </w:rPr>
               <w:t xml:space="preserve">3</w:t>
             </w:r>
           </w:p>
         </w:tc>
         <w:tc>
-          <w:tcPr/>
-          <w:p>
-            <w:pPr>
-              <w:pStyle w:val="Compact"/>
-            </w:pPr>
-          </w:p>
-        </w:tc>
-        <w:tc>
-          <w:tcPr/>
-          <w:p>
-            <w:pPr>
-              <w:pStyle w:val="Compact"/>
-            </w:pPr>
-          </w:p>
-        </w:tc>
-        <w:tc>
-          <w:tcPr/>
+          <w:tcPr>
+            <w:shd w:fill="FFFFFF" w:val="clear"/>
+          </w:tcPr>
+          <w:p>
+            <w:pPr>
+              <w:pStyle w:val="Compact"/>
+            </w:pPr>
+          </w:p>
+        </w:tc>
+        <w:tc>
+          <w:tcPr>
+            <w:shd w:fill="FFFFFF" w:val="clear"/>
+          </w:tcPr>
+          <w:p>
+            <w:pPr>
+              <w:pStyle w:val="Compact"/>
+            </w:pPr>
+          </w:p>
+        </w:tc>
+        <w:tc>
+          <w:tcPr>
+            <w:shd w:fill="FFFFFF" w:val="clear"/>
+          </w:tcPr>
           <w:p>
             <w:pPr>
               <w:pStyle w:val="Compact"/>
@@ -2784,6 +3968,14 @@
         <w:tblW w:type="pct" w:w="5000"/>
         <w:tblLook w:firstRow="1" w:lastRow="0" w:firstColumn="0" w:lastColumn="0" w:noHBand="0" w:noVBand="0" w:val="0020"/>
         <w:jc w:val="start"/>
+        <w:tblBorders>
+          <w:top w:val="single" w:sz="4" w:space="0" w:color="B0D4E8"/>
+          <w:left w:val="single" w:sz="4" w:space="0" w:color="B0D4E8"/>
+          <w:bottom w:val="single" w:sz="4" w:space="0" w:color="B0D4E8"/>
+          <w:right w:val="single" w:sz="4" w:space="0" w:color="B0D4E8"/>
+          <w:insideH w:val="single" w:sz="4" w:space="0" w:color="B0D4E8"/>
+          <w:insideV w:val="single" w:sz="4" w:space="0" w:color="B0D4E8"/>
+        </w:tblBorders>
       </w:tblPr>
       <w:tblGrid>
         <w:gridCol w:w="3960"/>
@@ -2794,25 +3986,39 @@
           <w:tblHeader w:val="true"/>
         </w:trPr>
         <w:tc>
-          <w:tcPr/>
-          <w:p>
-            <w:pPr>
-              <w:pStyle w:val="Compact"/>
-              <w:jc w:val="left"/>
-            </w:pPr>
-            <w:r>
+          <w:tcPr>
+            <w:shd w:fill="0099CC" w:val="clear"/>
+          </w:tcPr>
+          <w:p>
+            <w:pPr>
+              <w:pStyle w:val="Compact"/>
+              <w:jc w:val="left"/>
+            </w:pPr>
+            <w:r>
+              <w:rPr>
+                <w:b/>
+                <w:color w:val="FFFFFF"/>
+                <w:sz w:val="20"/>
+              </w:rPr>
               <w:t xml:space="preserve">Field</w:t>
             </w:r>
           </w:p>
         </w:tc>
         <w:tc>
-          <w:tcPr/>
-          <w:p>
-            <w:pPr>
-              <w:pStyle w:val="Compact"/>
-              <w:jc w:val="left"/>
-            </w:pPr>
-            <w:r>
+          <w:tcPr>
+            <w:shd w:fill="0099CC" w:val="clear"/>
+          </w:tcPr>
+          <w:p>
+            <w:pPr>
+              <w:pStyle w:val="Compact"/>
+              <w:jc w:val="left"/>
+            </w:pPr>
+            <w:r>
+              <w:rPr>
+                <w:b/>
+                <w:color w:val="FFFFFF"/>
+                <w:sz w:val="20"/>
+              </w:rPr>
               <w:t xml:space="preserve">Details</w:t>
             </w:r>
           </w:p>
@@ -2820,7 +4026,9 @@
       </w:tr>
       <w:tr>
         <w:tc>
-          <w:tcPr/>
+          <w:tcPr>
+            <w:shd w:fill="FFFFFF" w:val="clear"/>
+          </w:tcPr>
           <w:p>
             <w:pPr>
               <w:pStyle w:val="Compact"/>
@@ -2830,19 +4038,27 @@
               <w:rPr>
                 <w:bCs/>
                 <w:b/>
+                <w:color w:val="1A1A1A"/>
+                <w:sz w:val="19"/>
               </w:rPr>
               <w:t xml:space="preserve">Warranty Period:</w:t>
             </w:r>
           </w:p>
         </w:tc>
         <w:tc>
-          <w:tcPr/>
-          <w:p>
-            <w:pPr>
-              <w:pStyle w:val="Compact"/>
-              <w:jc w:val="left"/>
-            </w:pPr>
-            <w:r>
+          <w:tcPr>
+            <w:shd w:fill="FFFFFF" w:val="clear"/>
+          </w:tcPr>
+          <w:p>
+            <w:pPr>
+              <w:pStyle w:val="Compact"/>
+              <w:jc w:val="left"/>
+            </w:pPr>
+            <w:r>
+              <w:rPr>
+                <w:color w:val="1A1A1A"/>
+                <w:sz w:val="19"/>
+              </w:rPr>
               <w:t xml:space="preserve">__________ months from completion date</w:t>
             </w:r>
           </w:p>
@@ -2850,7 +4066,9 @@
       </w:tr>
       <w:tr>
         <w:tc>
-          <w:tcPr/>
+          <w:tcPr>
+            <w:shd w:fill="E8F8FF" w:val="clear"/>
+          </w:tcPr>
           <w:p>
             <w:pPr>
               <w:pStyle w:val="Compact"/>
@@ -2860,19 +4078,27 @@
               <w:rPr>
                 <w:bCs/>
                 <w:b/>
+                <w:color w:val="1A1A1A"/>
+                <w:sz w:val="19"/>
               </w:rPr>
               <w:t xml:space="preserve">Warranty Covers:</w:t>
             </w:r>
           </w:p>
         </w:tc>
         <w:tc>
-          <w:tcPr/>
-          <w:p>
-            <w:pPr>
-              <w:pStyle w:val="Compact"/>
-              <w:jc w:val="left"/>
-            </w:pPr>
-            <w:r>
+          <w:tcPr>
+            <w:shd w:fill="E8F8FF" w:val="clear"/>
+          </w:tcPr>
+          <w:p>
+            <w:pPr>
+              <w:pStyle w:val="Compact"/>
+              <w:jc w:val="left"/>
+            </w:pPr>
+            <w:r>
+              <w:rPr>
+                <w:color w:val="1A1A1A"/>
+                <w:sz w:val="19"/>
+              </w:rPr>
               <w:t xml:space="preserve">__________________________________________</w:t>
             </w:r>
           </w:p>
@@ -2880,7 +4106,9 @@
       </w:tr>
       <w:tr>
         <w:tc>
-          <w:tcPr/>
+          <w:tcPr>
+            <w:shd w:fill="FFFFFF" w:val="clear"/>
+          </w:tcPr>
           <w:p>
             <w:pPr>
               <w:pStyle w:val="Compact"/>
@@ -2890,19 +4118,27 @@
               <w:rPr>
                 <w:bCs/>
                 <w:b/>
+                <w:color w:val="1A1A1A"/>
+                <w:sz w:val="19"/>
               </w:rPr>
               <w:t xml:space="preserve">Warranty Exclusions:</w:t>
             </w:r>
           </w:p>
         </w:tc>
         <w:tc>
-          <w:tcPr/>
-          <w:p>
-            <w:pPr>
-              <w:pStyle w:val="Compact"/>
-              <w:jc w:val="left"/>
-            </w:pPr>
-            <w:r>
+          <w:tcPr>
+            <w:shd w:fill="FFFFFF" w:val="clear"/>
+          </w:tcPr>
+          <w:p>
+            <w:pPr>
+              <w:pStyle w:val="Compact"/>
+              <w:jc w:val="left"/>
+            </w:pPr>
+            <w:r>
+              <w:rPr>
+                <w:color w:val="1A1A1A"/>
+                <w:sz w:val="19"/>
+              </w:rPr>
               <w:t xml:space="preserve">__________________________________________</w:t>
             </w:r>
           </w:p>
@@ -2972,9 +4208,29 @@
     <w:bookmarkStart w:id="33" w:name="completion-verification"/>
     <w:p>
       <w:pPr>
+        <w:pBdr>
+          <w:top w:val="single" w:sz="18" w:space="1" w:color="F5A623"/>
+          <w:bottom w:val="single" w:sz="6" w:space="1" w:color="0099CC"/>
+        </w:pBdr>
+        <w:spacing w:before="200" w:after="200"/>
+      </w:pPr>
+    </w:p>
+    <w:p>
+      <w:pPr>
         <w:pStyle w:val="Heading2"/>
-      </w:pPr>
-      <w:r>
+        <w:rPr>
+          <w:color w:val="0099CC"/>
+        </w:rPr>
+        <w:pBdr>
+          <w:bottom w:val="single" w:sz="6" w:space="2" w:color="00BFFF"/>
+        </w:pBdr>
+      </w:pPr>
+      <w:r>
+        <w:rPr>
+          <w:b/>
+          <w:color w:val="0099CC"/>
+          <w:sz w:val="32"/>
+        </w:rPr>
         <w:t xml:space="preserve">COMPLETION VERIFICATION</w:t>
       </w:r>
     </w:p>
@@ -2984,6 +4240,14 @@
         <w:tblW w:type="pct" w:w="5000"/>
         <w:tblLook w:firstRow="1" w:lastRow="0" w:firstColumn="0" w:lastColumn="0" w:noHBand="0" w:noVBand="0" w:val="0020"/>
         <w:jc w:val="start"/>
+        <w:tblBorders>
+          <w:top w:val="single" w:sz="4" w:space="0" w:color="B0D4E8"/>
+          <w:left w:val="single" w:sz="4" w:space="0" w:color="B0D4E8"/>
+          <w:bottom w:val="single" w:sz="4" w:space="0" w:color="B0D4E8"/>
+          <w:right w:val="single" w:sz="4" w:space="0" w:color="B0D4E8"/>
+          <w:insideH w:val="single" w:sz="4" w:space="0" w:color="B0D4E8"/>
+          <w:insideV w:val="single" w:sz="4" w:space="0" w:color="B0D4E8"/>
+        </w:tblBorders>
       </w:tblPr>
       <w:tblGrid>
         <w:gridCol w:w="1980"/>
@@ -2996,49 +4260,77 @@
           <w:tblHeader w:val="true"/>
         </w:trPr>
         <w:tc>
-          <w:tcPr/>
-          <w:p>
-            <w:pPr>
-              <w:pStyle w:val="Compact"/>
-              <w:jc w:val="left"/>
-            </w:pPr>
-            <w:r>
+          <w:tcPr>
+            <w:shd w:fill="0099CC" w:val="clear"/>
+          </w:tcPr>
+          <w:p>
+            <w:pPr>
+              <w:pStyle w:val="Compact"/>
+              <w:jc w:val="left"/>
+            </w:pPr>
+            <w:r>
+              <w:rPr>
+                <w:b/>
+                <w:color w:val="FFFFFF"/>
+                <w:sz w:val="20"/>
+              </w:rPr>
               <w:t xml:space="preserve">Role</w:t>
             </w:r>
           </w:p>
         </w:tc>
         <w:tc>
-          <w:tcPr/>
-          <w:p>
-            <w:pPr>
-              <w:pStyle w:val="Compact"/>
-              <w:jc w:val="left"/>
-            </w:pPr>
-            <w:r>
+          <w:tcPr>
+            <w:shd w:fill="0099CC" w:val="clear"/>
+          </w:tcPr>
+          <w:p>
+            <w:pPr>
+              <w:pStyle w:val="Compact"/>
+              <w:jc w:val="left"/>
+            </w:pPr>
+            <w:r>
+              <w:rPr>
+                <w:b/>
+                <w:color w:val="FFFFFF"/>
+                <w:sz w:val="20"/>
+              </w:rPr>
               <w:t xml:space="preserve">Name</w:t>
             </w:r>
           </w:p>
         </w:tc>
         <w:tc>
-          <w:tcPr/>
-          <w:p>
-            <w:pPr>
-              <w:pStyle w:val="Compact"/>
-              <w:jc w:val="left"/>
-            </w:pPr>
-            <w:r>
+          <w:tcPr>
+            <w:shd w:fill="0099CC" w:val="clear"/>
+          </w:tcPr>
+          <w:p>
+            <w:pPr>
+              <w:pStyle w:val="Compact"/>
+              <w:jc w:val="left"/>
+            </w:pPr>
+            <w:r>
+              <w:rPr>
+                <w:b/>
+                <w:color w:val="FFFFFF"/>
+                <w:sz w:val="20"/>
+              </w:rPr>
               <w:t xml:space="preserve">Signature</w:t>
             </w:r>
           </w:p>
         </w:tc>
         <w:tc>
-          <w:tcPr/>
-          <w:p>
-            <w:pPr>
-              <w:pStyle w:val="Compact"/>
-              <w:jc w:val="left"/>
-            </w:pPr>
-            <w:r>
+          <w:tcPr>
+            <w:shd w:fill="0099CC" w:val="clear"/>
+          </w:tcPr>
+          <w:p>
+            <w:pPr>
+              <w:pStyle w:val="Compact"/>
+              <w:jc w:val="left"/>
+            </w:pPr>
+            <w:r>
+              <w:rPr>
+                <w:b/>
+                <w:color w:val="FFFFFF"/>
+                <w:sz w:val="20"/>
+              </w:rPr>
               <w:t xml:space="preserve">Date</w:t>
             </w:r>
           </w:p>
@@ -3046,7 +4338,9 @@
       </w:tr>
       <w:tr>
         <w:tc>
-          <w:tcPr/>
+          <w:tcPr>
+            <w:shd w:fill="FFFFFF" w:val="clear"/>
+          </w:tcPr>
           <w:p>
             <w:pPr>
               <w:pStyle w:val="Compact"/>
@@ -3056,43 +4350,63 @@
               <w:rPr>
                 <w:bCs/>
                 <w:b/>
+                <w:color w:val="1A1A1A"/>
+                <w:sz w:val="19"/>
               </w:rPr>
               <w:t xml:space="preserve">Technician/Team Lead:</w:t>
             </w:r>
           </w:p>
         </w:tc>
         <w:tc>
-          <w:tcPr/>
-          <w:p>
-            <w:pPr>
-              <w:pStyle w:val="Compact"/>
-              <w:jc w:val="left"/>
-            </w:pPr>
-            <w:r>
+          <w:tcPr>
+            <w:shd w:fill="FFFFFF" w:val="clear"/>
+          </w:tcPr>
+          <w:p>
+            <w:pPr>
+              <w:pStyle w:val="Compact"/>
+              <w:jc w:val="left"/>
+            </w:pPr>
+            <w:r>
+              <w:rPr>
+                <w:color w:val="1A1A1A"/>
+                <w:sz w:val="19"/>
+              </w:rPr>
               <w:t xml:space="preserve">__________________</w:t>
             </w:r>
           </w:p>
         </w:tc>
         <w:tc>
-          <w:tcPr/>
-          <w:p>
-            <w:pPr>
-              <w:pStyle w:val="Compact"/>
-              <w:jc w:val="left"/>
-            </w:pPr>
-            <w:r>
+          <w:tcPr>
+            <w:shd w:fill="FFFFFF" w:val="clear"/>
+          </w:tcPr>
+          <w:p>
+            <w:pPr>
+              <w:pStyle w:val="Compact"/>
+              <w:jc w:val="left"/>
+            </w:pPr>
+            <w:r>
+              <w:rPr>
+                <w:color w:val="1A1A1A"/>
+                <w:sz w:val="19"/>
+              </w:rPr>
               <w:t xml:space="preserve">__________________</w:t>
             </w:r>
           </w:p>
         </w:tc>
         <w:tc>
-          <w:tcPr/>
-          <w:p>
-            <w:pPr>
-              <w:pStyle w:val="Compact"/>
-              <w:jc w:val="left"/>
-            </w:pPr>
-            <w:r>
+          <w:tcPr>
+            <w:shd w:fill="FFFFFF" w:val="clear"/>
+          </w:tcPr>
+          <w:p>
+            <w:pPr>
+              <w:pStyle w:val="Compact"/>
+              <w:jc w:val="left"/>
+            </w:pPr>
+            <w:r>
+              <w:rPr>
+                <w:color w:val="1A1A1A"/>
+                <w:sz w:val="19"/>
+              </w:rPr>
               <w:t xml:space="preserve">____/____/________</w:t>
             </w:r>
           </w:p>
@@ -3100,7 +4414,9 @@
       </w:tr>
       <w:tr>
         <w:tc>
-          <w:tcPr/>
+          <w:tcPr>
+            <w:shd w:fill="E8F8FF" w:val="clear"/>
+          </w:tcPr>
           <w:p>
             <w:pPr>
               <w:pStyle w:val="Compact"/>
@@ -3110,43 +4426,63 @@
               <w:rPr>
                 <w:bCs/>
                 <w:b/>
+                <w:color w:val="1A1A1A"/>
+                <w:sz w:val="19"/>
               </w:rPr>
               <w:t xml:space="preserve">Supervisor/Project Manager:</w:t>
             </w:r>
           </w:p>
         </w:tc>
         <w:tc>
-          <w:tcPr/>
-          <w:p>
-            <w:pPr>
-              <w:pStyle w:val="Compact"/>
-              <w:jc w:val="left"/>
-            </w:pPr>
-            <w:r>
+          <w:tcPr>
+            <w:shd w:fill="E8F8FF" w:val="clear"/>
+          </w:tcPr>
+          <w:p>
+            <w:pPr>
+              <w:pStyle w:val="Compact"/>
+              <w:jc w:val="left"/>
+            </w:pPr>
+            <w:r>
+              <w:rPr>
+                <w:color w:val="1A1A1A"/>
+                <w:sz w:val="19"/>
+              </w:rPr>
               <w:t xml:space="preserve">__________________</w:t>
             </w:r>
           </w:p>
         </w:tc>
         <w:tc>
-          <w:tcPr/>
-          <w:p>
-            <w:pPr>
-              <w:pStyle w:val="Compact"/>
-              <w:jc w:val="left"/>
-            </w:pPr>
-            <w:r>
+          <w:tcPr>
+            <w:shd w:fill="E8F8FF" w:val="clear"/>
+          </w:tcPr>
+          <w:p>
+            <w:pPr>
+              <w:pStyle w:val="Compact"/>
+              <w:jc w:val="left"/>
+            </w:pPr>
+            <w:r>
+              <w:rPr>
+                <w:color w:val="1A1A1A"/>
+                <w:sz w:val="19"/>
+              </w:rPr>
               <w:t xml:space="preserve">__________________</w:t>
             </w:r>
           </w:p>
         </w:tc>
         <w:tc>
-          <w:tcPr/>
-          <w:p>
-            <w:pPr>
-              <w:pStyle w:val="Compact"/>
-              <w:jc w:val="left"/>
-            </w:pPr>
-            <w:r>
+          <w:tcPr>
+            <w:shd w:fill="E8F8FF" w:val="clear"/>
+          </w:tcPr>
+          <w:p>
+            <w:pPr>
+              <w:pStyle w:val="Compact"/>
+              <w:jc w:val="left"/>
+            </w:pPr>
+            <w:r>
+              <w:rPr>
+                <w:color w:val="1A1A1A"/>
+                <w:sz w:val="19"/>
+              </w:rPr>
               <w:t xml:space="preserve">____/____/________</w:t>
             </w:r>
           </w:p>
@@ -3154,7 +4490,9 @@
       </w:tr>
       <w:tr>
         <w:tc>
-          <w:tcPr/>
+          <w:tcPr>
+            <w:shd w:fill="FFFFFF" w:val="clear"/>
+          </w:tcPr>
           <w:p>
             <w:pPr>
               <w:pStyle w:val="Compact"/>
@@ -3164,43 +4502,63 @@
               <w:rPr>
                 <w:bCs/>
                 <w:b/>
+                <w:color w:val="1A1A1A"/>
+                <w:sz w:val="19"/>
               </w:rPr>
               <w:t xml:space="preserve">Client Representative:</w:t>
             </w:r>
           </w:p>
         </w:tc>
         <w:tc>
-          <w:tcPr/>
-          <w:p>
-            <w:pPr>
-              <w:pStyle w:val="Compact"/>
-              <w:jc w:val="left"/>
-            </w:pPr>
-            <w:r>
+          <w:tcPr>
+            <w:shd w:fill="FFFFFF" w:val="clear"/>
+          </w:tcPr>
+          <w:p>
+            <w:pPr>
+              <w:pStyle w:val="Compact"/>
+              <w:jc w:val="left"/>
+            </w:pPr>
+            <w:r>
+              <w:rPr>
+                <w:color w:val="1A1A1A"/>
+                <w:sz w:val="19"/>
+              </w:rPr>
               <w:t xml:space="preserve">__________________</w:t>
             </w:r>
           </w:p>
         </w:tc>
         <w:tc>
-          <w:tcPr/>
-          <w:p>
-            <w:pPr>
-              <w:pStyle w:val="Compact"/>
-              <w:jc w:val="left"/>
-            </w:pPr>
-            <w:r>
+          <w:tcPr>
+            <w:shd w:fill="FFFFFF" w:val="clear"/>
+          </w:tcPr>
+          <w:p>
+            <w:pPr>
+              <w:pStyle w:val="Compact"/>
+              <w:jc w:val="left"/>
+            </w:pPr>
+            <w:r>
+              <w:rPr>
+                <w:color w:val="1A1A1A"/>
+                <w:sz w:val="19"/>
+              </w:rPr>
               <w:t xml:space="preserve">__________________</w:t>
             </w:r>
           </w:p>
         </w:tc>
         <w:tc>
-          <w:tcPr/>
-          <w:p>
-            <w:pPr>
-              <w:pStyle w:val="Compact"/>
-              <w:jc w:val="left"/>
-            </w:pPr>
-            <w:r>
+          <w:tcPr>
+            <w:shd w:fill="FFFFFF" w:val="clear"/>
+          </w:tcPr>
+          <w:p>
+            <w:pPr>
+              <w:pStyle w:val="Compact"/>
+              <w:jc w:val="left"/>
+            </w:pPr>
+            <w:r>
+              <w:rPr>
+                <w:color w:val="1A1A1A"/>
+                <w:sz w:val="19"/>
+              </w:rPr>
               <w:t xml:space="preserve">____/____/________</w:t>
             </w:r>
           </w:p>
@@ -3208,7 +4566,9 @@
       </w:tr>
       <w:tr>
         <w:tc>
-          <w:tcPr/>
+          <w:tcPr>
+            <w:shd w:fill="E8F8FF" w:val="clear"/>
+          </w:tcPr>
           <w:p>
             <w:pPr>
               <w:pStyle w:val="Compact"/>
@@ -3218,43 +4578,63 @@
               <w:rPr>
                 <w:bCs/>
                 <w:b/>
+                <w:color w:val="1A1A1A"/>
+                <w:sz w:val="19"/>
               </w:rPr>
               <w:t xml:space="preserve">Quality Verified By:</w:t>
             </w:r>
           </w:p>
         </w:tc>
         <w:tc>
-          <w:tcPr/>
-          <w:p>
-            <w:pPr>
-              <w:pStyle w:val="Compact"/>
-              <w:jc w:val="left"/>
-            </w:pPr>
-            <w:r>
+          <w:tcPr>
+            <w:shd w:fill="E8F8FF" w:val="clear"/>
+          </w:tcPr>
+          <w:p>
+            <w:pPr>
+              <w:pStyle w:val="Compact"/>
+              <w:jc w:val="left"/>
+            </w:pPr>
+            <w:r>
+              <w:rPr>
+                <w:color w:val="1A1A1A"/>
+                <w:sz w:val="19"/>
+              </w:rPr>
               <w:t xml:space="preserve">__________________</w:t>
             </w:r>
           </w:p>
         </w:tc>
         <w:tc>
-          <w:tcPr/>
-          <w:p>
-            <w:pPr>
-              <w:pStyle w:val="Compact"/>
-              <w:jc w:val="left"/>
-            </w:pPr>
-            <w:r>
+          <w:tcPr>
+            <w:shd w:fill="E8F8FF" w:val="clear"/>
+          </w:tcPr>
+          <w:p>
+            <w:pPr>
+              <w:pStyle w:val="Compact"/>
+              <w:jc w:val="left"/>
+            </w:pPr>
+            <w:r>
+              <w:rPr>
+                <w:color w:val="1A1A1A"/>
+                <w:sz w:val="19"/>
+              </w:rPr>
               <w:t xml:space="preserve">__________________</w:t>
             </w:r>
           </w:p>
         </w:tc>
         <w:tc>
-          <w:tcPr/>
-          <w:p>
-            <w:pPr>
-              <w:pStyle w:val="Compact"/>
-              <w:jc w:val="left"/>
-            </w:pPr>
-            <w:r>
+          <w:tcPr>
+            <w:shd w:fill="E8F8FF" w:val="clear"/>
+          </w:tcPr>
+          <w:p>
+            <w:pPr>
+              <w:pStyle w:val="Compact"/>
+              <w:jc w:val="left"/>
+            </w:pPr>
+            <w:r>
+              <w:rPr>
+                <w:color w:val="1A1A1A"/>
+                <w:sz w:val="19"/>
+              </w:rPr>
               <w:t xml:space="preserve">____/____/________</w:t>
             </w:r>
           </w:p>
@@ -3318,6 +4698,29 @@
         <w:right w:val="single" w:sz="18" w:space="24" w:color="E08A00"/>
       </w:pgBorders>
     </w:sectPr>
+    <w:p>
+      <w:pPr>
+        <w:pBdr>
+          <w:top w:val="single" w:sz="36" w:space="1" w:color="F5A623"/>
+          <w:bottom w:val="single" w:sz="12" w:space="0" w:color="00BFFF"/>
+        </w:pBdr>
+        <w:spacing w:before="300" w:after="0"/>
+      </w:pPr>
+    </w:p>
+    <w:p>
+      <w:pPr>
+        <w:jc w:val="center"/>
+        <w:spacing w:before="60" w:after="0"/>
+      </w:pPr>
+      <w:r>
+        <w:rPr>
+          <w:color w:val="0099CC"/>
+          <w:sz w:val="16"/>
+          <w:szCs w:val="16"/>
+        </w:rPr>
+        <w:t xml:space="preserve">PECH Group Holdings Ltd  |  Lagos, Nigeria  |  pechgroupholdings.tech</w:t>
+      </w:r>
+    </w:p>
   </w:body>
 </w:document>
 </file>

--- a/business_documents/PECH_WORK_ORDER.docx
+++ b/business_documents/PECH_WORK_ORDER.docx
@@ -58,71 +58,34 @@
         <w:spacing w:after="0"/>
       </w:pPr>
     </w:p>
-    <w:bookmarkStart w:id="34" w:name="pech-group-holdings-ltd"/>
-    <w:p>
-      <w:pPr>
-        <w:pStyle w:val="Heading1"/>
-        <w:rPr>
-          <w:color w:val="0099CC"/>
-        </w:rPr>
-        <w:pBdr>
-          <w:bottom w:val="single" w:sz="18" w:space="2" w:color="F5A623"/>
-        </w:pBdr>
-      </w:pPr>
-      <w:r>
-        <w:rPr>
-          <w:b/>
-          <w:color w:val="0099CC"/>
-          <w:sz w:val="44"/>
-        </w:rPr>
-        <w:t xml:space="preserve">PECH GROUP HOLDINGS LTD</w:t>
-      </w:r>
-    </w:p>
-    <w:bookmarkStart w:id="22" w:name="work-order"/>
-    <w:p>
-      <w:pPr>
-        <w:pBdr>
-          <w:top w:val="single" w:sz="18" w:space="1" w:color="F5A623"/>
-          <w:bottom w:val="single" w:sz="6" w:space="1" w:color="0099CC"/>
-        </w:pBdr>
-        <w:spacing w:before="200" w:after="200"/>
-      </w:pPr>
-    </w:p>
-    <w:p>
-      <w:pPr>
-        <w:pStyle w:val="Heading2"/>
-        <w:rPr>
-          <w:color w:val="0099CC"/>
-        </w:rPr>
-        <w:pBdr>
-          <w:bottom w:val="single" w:sz="6" w:space="2" w:color="00BFFF"/>
-        </w:pBdr>
-      </w:pPr>
-      <w:r>
-        <w:rPr>
-          <w:b/>
-          <w:color w:val="0099CC"/>
-          <w:sz w:val="32"/>
-        </w:rPr>
+    <w:p>
+      <w:pPr>
+        <w:pStyle w:val="FirstParagraph"/>
+      </w:pPr>
+      <w:r>
+        <w:t xml:space="preserve">🔧</w:t>
+      </w:r>
+    </w:p>
+    <w:p>
+      <w:pPr>
+        <w:pStyle w:val="BodyText"/>
+      </w:pPr>
+      <w:r>
         <w:t xml:space="preserve">WORK ORDER</w:t>
       </w:r>
     </w:p>
-    <w:bookmarkStart w:id="21" w:name="confidential"/>
-    <w:p>
-      <w:pPr>
-        <w:pStyle w:val="Heading3"/>
-        <w:rPr>
-          <w:color w:val="E08A00"/>
-        </w:rPr>
-      </w:pPr>
-      <w:r>
-        <w:rPr>
-          <w:b/>
-          <w:color w:val="E08A00"/>
-          <w:sz w:val="26"/>
-        </w:rPr>
-        <w:t xml:space="preserve">CONFIDENTIAL</w:t>
-      </w:r>
+    <w:p>
+      <w:pPr>
+        <w:pStyle w:val="BodyText"/>
+      </w:pPr>
+      <w:r>
+        <w:t xml:space="preserve"> </w:t>
+      </w:r>
+    </w:p>
+    <w:p>
+      <w:pPr>
+        <w:pStyle w:val="BodyText"/>
+      </w:pPr>
     </w:p>
     <w:p>
       <w:r>
@@ -131,51 +94,7 @@
         </w:pict>
       </w:r>
     </w:p>
-    <w:p>
-      <w:pPr>
-        <w:pStyle w:val="FirstParagraph"/>
-      </w:pPr>
-      <w:r>
-        <w:rPr>
-          <w:bCs/>
-          <w:b/>
-        </w:rPr>
-        <w:t xml:space="preserve">PECH Group Holdings Ltd</w:t>
-      </w:r>
-      <w:r>
-        <w:t xml:space="preserve"> </w:t>
-      </w:r>
-      <w:r>
-        <w:t xml:space="preserve">Lagos, Nigeria</w:t>
-      </w:r>
-      <w:r>
-        <w:t xml:space="preserve"> </w:t>
-      </w:r>
-      <w:r>
-        <w:t xml:space="preserve">Website:</w:t>
-      </w:r>
-      <w:r>
-        <w:t xml:space="preserve"> </w:t>
-      </w:r>
-      <w:hyperlink r:id="rId20">
-        <w:r>
-          <w:rPr>
-            <w:rStyle w:val="Hyperlink"/>
-          </w:rPr>
-          <w:t xml:space="preserve">pechgroupholdings.tech</w:t>
-        </w:r>
-      </w:hyperlink>
-    </w:p>
-    <w:p>
-      <w:r>
-        <w:pict>
-          <v:rect style="width:0;height:1.5pt" o:hralign="center" o:hrstd="t" o:hr="t"/>
-        </w:pict>
-      </w:r>
-    </w:p>
-    <w:bookmarkEnd w:id="21"/>
-    <w:bookmarkEnd w:id="22"/>
-    <w:bookmarkStart w:id="23" w:name="work-order-details"/>
+    <w:bookmarkStart w:id="20" w:name="work-order-details"/>
     <w:p>
       <w:pPr>
         <w:pBdr>
@@ -474,8 +393,8 @@
         </w:pict>
       </w:r>
     </w:p>
-    <w:bookmarkEnd w:id="23"/>
-    <w:bookmarkStart w:id="24" w:name="requester-information"/>
+    <w:bookmarkEnd w:id="20"/>
+    <w:bookmarkStart w:id="21" w:name="requester-information"/>
     <w:p>
       <w:pPr>
         <w:pBdr>
@@ -734,8 +653,8 @@
         </w:pict>
       </w:r>
     </w:p>
-    <w:bookmarkEnd w:id="24"/>
-    <w:bookmarkStart w:id="25" w:name="client-site-information"/>
+    <w:bookmarkEnd w:id="21"/>
+    <w:bookmarkStart w:id="22" w:name="client-site-information"/>
     <w:p>
       <w:pPr>
         <w:pBdr>
@@ -1064,8 +983,8 @@
         </w:pict>
       </w:r>
     </w:p>
-    <w:bookmarkEnd w:id="25"/>
-    <w:bookmarkStart w:id="26" w:name="safety-requirements"/>
+    <w:bookmarkEnd w:id="22"/>
+    <w:bookmarkStart w:id="23" w:name="safety-requirements"/>
     <w:p>
       <w:pPr>
         <w:pBdr>
@@ -1587,8 +1506,8 @@
         </w:pict>
       </w:r>
     </w:p>
-    <w:bookmarkEnd w:id="26"/>
-    <w:bookmarkStart w:id="27" w:name="work-description"/>
+    <w:bookmarkEnd w:id="23"/>
+    <w:bookmarkStart w:id="24" w:name="work-description"/>
     <w:p>
       <w:pPr>
         <w:pBdr>
@@ -1690,8 +1609,8 @@
         </w:pict>
       </w:r>
     </w:p>
-    <w:bookmarkEnd w:id="27"/>
-    <w:bookmarkStart w:id="28" w:name="materials-equipment-required"/>
+    <w:bookmarkEnd w:id="24"/>
+    <w:bookmarkStart w:id="25" w:name="materials-equipment-required"/>
     <w:p>
       <w:pPr>
         <w:pBdr>
@@ -2325,8 +2244,8 @@
         </w:pict>
       </w:r>
     </w:p>
-    <w:bookmarkEnd w:id="28"/>
-    <w:bookmarkStart w:id="29" w:name="labor-personnel"/>
+    <w:bookmarkEnd w:id="25"/>
+    <w:bookmarkStart w:id="26" w:name="labor-personnel"/>
     <w:p>
       <w:pPr>
         <w:pBdr>
@@ -2665,8 +2584,8 @@
         </w:pict>
       </w:r>
     </w:p>
-    <w:bookmarkEnd w:id="29"/>
-    <w:bookmarkStart w:id="30" w:name="cost-estimate-summary"/>
+    <w:bookmarkEnd w:id="26"/>
+    <w:bookmarkStart w:id="27" w:name="cost-estimate-summary"/>
     <w:p>
       <w:pPr>
         <w:pBdr>
@@ -2965,8 +2884,8 @@
         </w:pict>
       </w:r>
     </w:p>
-    <w:bookmarkEnd w:id="30"/>
-    <w:bookmarkStart w:id="31" w:name="authorization"/>
+    <w:bookmarkEnd w:id="27"/>
+    <w:bookmarkStart w:id="28" w:name="authorization"/>
     <w:p>
       <w:pPr>
         <w:pBdr>
@@ -3409,8 +3328,8 @@
         </w:pict>
       </w:r>
     </w:p>
-    <w:bookmarkEnd w:id="31"/>
-    <w:bookmarkStart w:id="32" w:name="completion-report"/>
+    <w:bookmarkEnd w:id="28"/>
+    <w:bookmarkStart w:id="29" w:name="completion-report"/>
     <w:p>
       <w:pPr>
         <w:pBdr>
@@ -4204,8 +4123,8 @@
         </w:pict>
       </w:r>
     </w:p>
-    <w:bookmarkEnd w:id="32"/>
-    <w:bookmarkStart w:id="33" w:name="completion-verification"/>
+    <w:bookmarkEnd w:id="29"/>
+    <w:bookmarkStart w:id="30" w:name="completion-verification"/>
     <w:p>
       <w:pPr>
         <w:pBdr>
@@ -4688,16 +4607,8 @@
         <w:t xml:space="preserve">Technology &amp; Infrastructure Enablers for People</w:t>
       </w:r>
     </w:p>
-    <w:bookmarkEnd w:id="33"/>
-    <w:bookmarkEnd w:id="34"/>
-    <w:sectPr>
-      <w:pgBorders w:offsetFrom="page">
-        <w:top w:val="single" w:sz="18" w:space="24" w:color="00BFFF"/>
-        <w:left w:val="single" w:sz="18" w:space="24" w:color="0099CC"/>
-        <w:bottom w:val="single" w:sz="18" w:space="24" w:color="F5A623"/>
-        <w:right w:val="single" w:sz="18" w:space="24" w:color="E08A00"/>
-      </w:pgBorders>
-    </w:sectPr>
+    <w:bookmarkEnd w:id="30"/>
+    <w:sectPr/>
     <w:p>
       <w:pPr>
         <w:pBdr>
